--- a/courts/fourth-circuit/maryland/state/court-of-appeals/petition-for-writ/usage/OUTPUT-petition-for-writ.docx
+++ b/courts/fourth-circuit/maryland/state/court-of-appeals/petition-for-writ/usage/OUTPUT-petition-for-writ.docx
@@ -111,11 +111,7 @@
           <w:b/>
           <w:bCs/>
         </w:rPr>
-        <w:t xml:space="preserve">COA-MISC</w:t>
-        <w:noBreakHyphen/>
-        <w:t xml:space="preserve">0020</w:t>
-        <w:noBreakHyphen/>
-        <w:t xml:space="preserve">2019</w:t>
+        <w:t xml:space="preserve">COA-MISC-⁠0020-⁠2019</w:t>
       </w:r>
     </w:p>
     <w:p>
@@ -571,9 +567,7 @@
               <w:t xml:space="preserve"> </w:t>
             </w:r>
             <w:r>
-              <w:t xml:space="preserve">942</w:t>
-              <w:noBreakHyphen/>
-              <w:t xml:space="preserve">5000</w:t>
+              <w:t xml:space="preserve">942-⁠5000</w:t>
             </w:r>
           </w:p>
           <w:p>
@@ -768,9 +762,7 @@
               <w:t xml:space="preserve"> </w:t>
             </w:r>
             <w:r>
-              <w:t xml:space="preserve">889</w:t>
-              <w:noBreakHyphen/>
-              <w:t xml:space="preserve">8550</w:t>
+              <w:t xml:space="preserve">889-⁠8550</w:t>
             </w:r>
           </w:p>
           <w:p>
@@ -1055,9 +1047,7 @@
         <w:ind w:left="1080" w:right="720" w:hanging="360"/>
       </w:pPr>
       <w:r>
-        <w:t xml:space="preserve">COVID</w:t>
-        <w:noBreakHyphen/>
-        <w:t xml:space="preserve">19</w:t>
+        <w:t xml:space="preserve">COVID-⁠19</w:t>
       </w:r>
       <w:r>
         <w:t xml:space="preserve"> </w:t>
@@ -1175,9 +1165,7 @@
         <w:t xml:space="preserve"> </w:t>
       </w:r>
       <w:r>
-        <w:t xml:space="preserve">COVID</w:t>
-        <w:noBreakHyphen/>
-        <w:t xml:space="preserve">19</w:t>
+        <w:t xml:space="preserve">COVID-⁠19</w:t>
       </w:r>
       <w:r>
         <w:t xml:space="preserve"> </w:t>
@@ -1799,9 +1787,7 @@
         <w:t xml:space="preserve"> </w:t>
       </w:r>
       <w:r>
-        <w:t xml:space="preserve">COVID</w:t>
-        <w:noBreakHyphen/>
-        <w:t xml:space="preserve">19</w:t>
+        <w:t xml:space="preserve">COVID-⁠19</w:t>
       </w:r>
       <w:r>
         <w:t xml:space="preserve">   </w:t>
@@ -1898,7 +1884,7 @@
         <w:tab/>
       </w:r>
       <w:r>
-        <w:t xml:space="preserve">35</w:t>
+        <w:t xml:space="preserve">36</w:t>
       </w:r>
     </w:p>
     <w:p>
@@ -2143,9 +2129,7 @@
         <w:t xml:space="preserve"> </w:t>
       </w:r>
       <w:r>
-        <w:t xml:space="preserve">COVID</w:t>
-        <w:noBreakHyphen/>
-        <w:t xml:space="preserve">19</w:t>
+        <w:t xml:space="preserve">COVID-⁠19</w:t>
       </w:r>
       <w:r>
         <w:t xml:space="preserve"> </w:t>
@@ -2214,7 +2198,7 @@
         <w:tab/>
       </w:r>
       <w:r>
-        <w:t xml:space="preserve">39</w:t>
+        <w:t xml:space="preserve">40</w:t>
       </w:r>
     </w:p>
     <w:p>
@@ -2242,7 +2226,7 @@
         <w:tab/>
       </w:r>
       <w:r>
-        <w:t xml:space="preserve">43</w:t>
+        <w:t xml:space="preserve">44</w:t>
       </w:r>
     </w:p>
     <w:p>
@@ -2342,7 +2326,7 @@
         <w:tab/>
       </w:r>
       <w:r>
-        <w:t xml:space="preserve">43</w:t>
+        <w:t xml:space="preserve">44</w:t>
       </w:r>
     </w:p>
     <w:p>
@@ -2388,7 +2372,7 @@
         <w:tab/>
       </w:r>
       <w:r>
-        <w:t xml:space="preserve">46</w:t>
+        <w:t xml:space="preserve">47</w:t>
       </w:r>
     </w:p>
     <w:p>
@@ -2561,19 +2545,7 @@
         <w:pStyle w:val="BodyText"/>
       </w:pPr>
       <w:r>
-        <w:t xml:space="preserve">This petition presents an extraordinary issue of public safety: the urgent need to protect the health of all Maryland residents, prevent the overwhelming of our health care system, and save lives by limiting the spread of COVID</w:t>
-      </w:r>
-      <w:r>
-        <w:noBreakHyphen/>
-      </w:r>
-      <w:r>
-        <w:t xml:space="preserve">19. In nearly every respect, the State of Maryland has taken extraordinary steps to slow the COVID</w:t>
-      </w:r>
-      <w:r>
-        <w:noBreakHyphen/>
-      </w:r>
-      <w:r>
-        <w:t xml:space="preserve">19 pandemic, heeding the expert advice of public health officials to order a statewide</w:t>
+        <w:t xml:space="preserve">This petition presents an extraordinary issue of public safety: the urgent need to protect the health of all Maryland residents, prevent the overwhelming of our health care system, and save lives by limiting the spread of COVID-⁠19. In nearly every respect, the State of Maryland has taken extraordinary steps to slow the COVID-⁠19 pandemic, heeding the expert advice of public health officials to order a statewide</w:t>
       </w:r>
       <w:r>
         <w:t xml:space="preserve"> </w:t>
@@ -2593,19 +2565,7 @@
         <w:pStyle w:val="BodyText"/>
       </w:pPr>
       <w:r>
-        <w:t xml:space="preserve">But there has been one blind spot in Maryland’s leadership on the COVID</w:t>
-      </w:r>
-      <w:r>
-        <w:noBreakHyphen/>
-      </w:r>
-      <w:r>
-        <w:t xml:space="preserve">19 pandemic: jails and prisons. In contrast to the speed with which Maryland has followed public health officials’ other warnings, Maryland has failed almost completely to act in any coordinated way to prevent COVID</w:t>
-      </w:r>
-      <w:r>
-        <w:noBreakHyphen/>
-      </w:r>
-      <w:r>
-        <w:t xml:space="preserve">19 from spreading rapidly through correctional facilities and overwhelming medical resources in nearby communities.</w:t>
+        <w:t xml:space="preserve">But there has been one blind spot in Maryland’s leadership on the COVID-⁠19 pandemic: jails and prisons. In contrast to the speed with which Maryland has followed public health officials’ other warnings, Maryland has failed almost completely to act in any coordinated way to prevent COVID-⁠19 from spreading rapidly through correctional facilities and overwhelming medical resources in nearby communities.</w:t>
       </w:r>
     </w:p>
     <w:p>
@@ -2613,31 +2573,19 @@
         <w:pStyle w:val="BodyTextNote"/>
       </w:pPr>
       <w:r>
-        <w:t xml:space="preserve">This blind spot is glaring: COVID</w:t>
-      </w:r>
-      <w:r>
-        <w:noBreakHyphen/>
-      </w:r>
-      <w:r>
-        <w:t xml:space="preserve">19 does not discriminate between correctional facilities and other places where people live, and the U.S. Centers for Disease Control and Prevention (</w:t>
+        <w:t xml:space="preserve">This blind spot is glaring: COVID-⁠19 does not discriminate between correctional facilities and other places where people live, and the U.S. Centers for Disease Control and Prevention (</w:t>
       </w:r>
       <w:r>
         <w:t xml:space="preserve">“CDC”</w:t>
       </w:r>
       <w:r>
-        <w:t xml:space="preserve">), together with leading public health experts, is clear that critically important measures must be taken to prevent the spread of the virus in correctional facilities. Such measures include social distancing, preventive hygiene, and the medical isolation of confirmed or suspected COVID</w:t>
-      </w:r>
-      <w:r>
-        <w:noBreakHyphen/>
-      </w:r>
-      <w:r>
-        <w:t xml:space="preserve">19 cases. As Maryland’s federal court explained on April 3,</w:t>
-      </w:r>
-      <w:r>
-        <w:t xml:space="preserve"> </w:t>
-      </w:r>
-      <w:r>
-        <w:t xml:space="preserve">“once the Coronavirus is introduced into a detention facility, the nature of these facilities makes the mitigation measures introduced elsewhere in the country difficult or impossible to implement . . . the crowded nature of the facilities can make social distancing recommended by the CDC impossible.”</w:t>
+        <w:t xml:space="preserve">), together with leading public health experts, is clear that critically important measures must be taken to prevent the spread of the virus in correctional facilities. Such measures include social distancing, preventive hygiene, and the medical isolation of confirmed or suspected COVID-⁠19 cases. As Maryland’s federal court explained on April 3,</w:t>
+      </w:r>
+      <w:r>
+        <w:t xml:space="preserve"> </w:t>
+      </w:r>
+      <w:r>
+        <w:t xml:space="preserve">“once the Coronavirus is introduced into a detention facility, the nature of these facilities makes the mitigation measures introduced elsewhere in the country difficult or impossible to implement ⁠. ⁠. ⁠. the crowded nature of the facilities can make social distancing recommended by the CDC impossible.”</w:t>
       </w:r>
       <w:r>
         <w:rPr>
@@ -2651,13 +2599,7 @@
         <w:pStyle w:val="BodyTextNote"/>
       </w:pPr>
       <w:r>
-        <w:t xml:space="preserve">Leading public health officials have warned that once COVID</w:t>
-      </w:r>
-      <w:r>
-        <w:noBreakHyphen/>
-      </w:r>
-      <w:r>
-        <w:t xml:space="preserve">19 gets into a detention facility it will spread like wildfire, and that unless courts act now, the</w:t>
+        <w:t xml:space="preserve">Leading public health officials have warned that once COVID-⁠19 gets into a detention facility it will spread like wildfire, and that unless courts act now, the</w:t>
       </w:r>
       <w:r>
         <w:t xml:space="preserve"> </w:t>
@@ -2691,13 +2633,7 @@
         <w:pStyle w:val="BodyText"/>
       </w:pPr>
       <w:r>
-        <w:t xml:space="preserve">But this is not just a prisoners’ rights or correctional staff issue. Prisons and jails are not hermetically sealed. Once the virus enters a detention center, the regular movement of staff in and out of the facility means that the virus will spread back to the community. Whether COVID</w:t>
-      </w:r>
-      <w:r>
-        <w:noBreakHyphen/>
-      </w:r>
-      <w:r>
-        <w:t xml:space="preserve">19 cases occur in detention centers or in the community, they exacerbate the strain on the healthcare system. If we are all in this together, our public health response needs to protect everyone in the State.</w:t>
+        <w:t xml:space="preserve">But this is not just a prisoners’ rights or correctional staff issue. Prisons and jails are not hermetically sealed. Once the virus enters a detention center, the regular movement of staff in and out of the facility means that the virus will spread back to the community. Whether COVID-⁠19 cases occur in detention centers or in the community, they exacerbate the strain on the healthcare system. If we are all in this together, our public health response needs to protect everyone in the State.</w:t>
       </w:r>
     </w:p>
     <w:p>
@@ -2705,13 +2641,7 @@
         <w:pStyle w:val="BodyText"/>
       </w:pPr>
       <w:r>
-        <w:t xml:space="preserve">It is for this reason that this extraordinary petition is being filed, to ensure that the highest levels of state government are acting to protect the health of all Maryland residents and save lives by limiting the spread of COVID</w:t>
-      </w:r>
-      <w:r>
-        <w:noBreakHyphen/>
-      </w:r>
-      <w:r>
-        <w:t xml:space="preserve">19 among incarcerated people and staff of Maryland’s state and local correctional facilities, and the communities surrounding them.</w:t>
+        <w:t xml:space="preserve">It is for this reason that this extraordinary petition is being filed, to ensure that the highest levels of state government are acting to protect the health of all Maryland residents and save lives by limiting the spread of COVID-⁠19 among incarcerated people and staff of Maryland’s state and local correctional facilities, and the communities surrounding them.</w:t>
       </w:r>
     </w:p>
     <w:p>
@@ -2719,13 +2649,7 @@
         <w:pStyle w:val="BodyText"/>
       </w:pPr>
       <w:r>
-        <w:t xml:space="preserve">This Court, recognizing the public health threat presented by COVID</w:t>
-      </w:r>
-      <w:r>
-        <w:noBreakHyphen/>
-      </w:r>
-      <w:r>
-        <w:t xml:space="preserve">19 and acknowledging the need to address the</w:t>
+        <w:t xml:space="preserve">This Court, recognizing the public health threat presented by COVID-⁠19 and acknowledging the need to address the</w:t>
       </w:r>
       <w:r>
         <w:t xml:space="preserve"> </w:t>
@@ -2825,7 +2749,7 @@
         <w:pStyle w:val="XdQuoteOnly"/>
       </w:pPr>
       <w:r>
-        <w:t xml:space="preserve">The reality is that we need a broader and faster release of a larger swath of inmates. Such action is necessary to stave off a catastrophe that will not only result in avoidable illness and death in the prisons, but will also put our correctional officers, who already put their lives on the line, at much greater risk. This increased danger will in turn augment spread of the disease in the community at large. . . . Taking more comprehensive action to protect prison workers, inmates, and the public is imperative. . . . I strongly recommend that, working with the Parole Commission, you exercise your commutation authority to release as soon as possible a larger number of inmates who pose little risk to public safety but whose continued incarceration greatly enhances risk to public health.</w:t>
+        <w:t xml:space="preserve">The reality is that we need a broader and faster release of a larger swath of inmates. Such action is necessary to stave off a catastrophe that will not only result in avoidable illness and death in the prisons, but will also put our correctional officers, who already put their lives on the line, at much greater risk. This increased danger will in turn augment spread of the disease in the community at large. ⁠. ⁠. ⁠. Taking more comprehensive action to protect prison workers, inmates, and the public is imperative. ⁠. ⁠. ⁠. I strongly recommend that, working with the Parole Commission, you exercise your commutation authority to release as soon as possible a larger number of inmates who pose little risk to public safety but whose continued incarceration greatly enhances risk to public health.</w:t>
       </w:r>
     </w:p>
     <w:p>
@@ -2929,13 +2853,7 @@
         <w:tab/>
       </w:r>
       <w:r>
-        <w:t xml:space="preserve">Lorie Friend, is a mother and registered nurse who petitions the Court for immediate release to community supervision of her 28-year-old son Christopher Friend, who is serving a four-month sentence for a nonviolent misdemeanor at the Garrett County Detention Center. Ms. Friend fears for Christopher’s health and safety if he remains incarcerated during the pandemic. Christopher poses no safety risk to his community and suffers from an anxiety disorder, which is exacerbated by fears of infection with COVID</w:t>
-      </w:r>
-      <w:r>
-        <w:noBreakHyphen/>
-      </w:r>
-      <w:r>
-        <w:t xml:space="preserve">19, especially given that he is unable to protect himself from infection with the virus while incarcerated at GCDC. He will be able to live at home with his mother and fully supported by his family if he is released to community supervision. Ms. Friend’s declaration in support of this Petition is attached as Exhibit M (</w:t>
+        <w:t xml:space="preserve">Lorie Friend, is a mother and registered nurse who petitions the Court for immediate release to community supervision of her 28-year-old son Christopher Friend, who is serving a four-month sentence for a nonviolent misdemeanor at the Garrett County Detention Center. Ms. Friend fears for Christopher’s health and safety if he remains incarcerated during the pandemic. Christopher poses no safety risk to his community and suffers from an anxiety disorder, which is exacerbated by fears of infection with COVID-⁠19, especially given that he is unable to protect himself from infection with the virus while incarcerated at GCDC. He will be able to live at home with his mother and fully supported by his family if he is released to community supervision. Ms. Friend’s declaration in support of this Petition is attached as Exhibit M (</w:t>
       </w:r>
       <w:r>
         <w:t xml:space="preserve">“Friend Decl.”</w:t>
@@ -2983,13 +2901,7 @@
         <w:pStyle w:val="BodyTextNote"/>
       </w:pPr>
       <w:r>
-        <w:t xml:space="preserve">It is impossible to capture the breadth and the individual accounts of all the people at risk in Maryland’s prisons and jails, nor the many missed opportunities to mitigate the spread of COVID</w:t>
-      </w:r>
-      <w:r>
-        <w:noBreakHyphen/>
-      </w:r>
-      <w:r>
-        <w:t xml:space="preserve">19. But the declarations submitted with this petition from people and lawyers in various Maryland jurisdictions describe law enforcement officials opposing release of people who can safely return to the community on the false view that</w:t>
+        <w:t xml:space="preserve">It is impossible to capture the breadth and the individual accounts of all the people at risk in Maryland’s prisons and jails, nor the many missed opportunities to mitigate the spread of COVID-⁠19. But the declarations submitted with this petition from people and lawyers in various Maryland jurisdictions describe law enforcement officials opposing release of people who can safely return to the community on the false view that</w:t>
       </w:r>
       <w:r>
         <w:t xml:space="preserve"> </w:t>
@@ -3007,13 +2919,7 @@
         <w:t xml:space="preserve"> </w:t>
       </w:r>
       <w:r>
-        <w:t xml:space="preserve">individuals with serious medical conditions and those in their 70s and 80s unable to practice social distancing in facilities where there have been confirmed COVID</w:t>
-      </w:r>
-      <w:r>
-        <w:noBreakHyphen/>
-      </w:r>
-      <w:r>
-        <w:t xml:space="preserve">19 cases;</w:t>
+        <w:t xml:space="preserve">individuals with serious medical conditions and those in their 70s and 80s unable to practice social distancing in facilities where there have been confirmed COVID-⁠19 cases;</w:t>
       </w:r>
       <w:r>
         <w:rPr>
@@ -3103,9 +3009,7 @@
           <w:b/>
           <w:bCs/>
         </w:rPr>
-        <w:t xml:space="preserve">COVID</w:t>
-        <w:noBreakHyphen/>
-        <w:t xml:space="preserve">19</w:t>
+        <w:t xml:space="preserve">COVID-⁠19</w:t>
       </w:r>
       <w:r>
         <w:rPr>
@@ -3309,13 +3213,7 @@
         <w:pStyle w:val="BodyTextNote"/>
       </w:pPr>
       <w:r>
-        <w:t xml:space="preserve">1. The coronavirus that causes COVID</w:t>
-      </w:r>
-      <w:r>
-        <w:noBreakHyphen/>
-      </w:r>
-      <w:r>
-        <w:t xml:space="preserve">19 has led to a global pandemic that continues to spread at a dizzying rate worldwide and across Maryland.</w:t>
+        <w:t xml:space="preserve">1. The coronavirus that causes COVID-⁠19 has led to a global pandemic that continues to spread at a dizzying rate worldwide and across Maryland.</w:t>
       </w:r>
       <w:r>
         <w:rPr>
@@ -3357,13 +3255,7 @@
         <w:t xml:space="preserve"> </w:t>
       </w:r>
       <w:r>
-        <w:t xml:space="preserve">Now, only weeks later, the WHO reports (as of April 5, 2020), there were more than 1,090,000 reported COVID</w:t>
-      </w:r>
-      <w:r>
-        <w:noBreakHyphen/>
-      </w:r>
-      <w:r>
-        <w:t xml:space="preserve">19 cases throughout the world across 208 countries and more than 58,000 deaths.</w:t>
+        <w:t xml:space="preserve">Now, only weeks later, the WHO reports (as of April 5, 2020), there were more than 1,090,000 reported COVID-⁠19 cases throughout the world across 208 countries and more than 58,000 deaths.</w:t>
       </w:r>
     </w:p>
     <w:p>
@@ -3383,13 +3275,7 @@
         <w:t xml:space="preserve"> </w:t>
       </w:r>
       <w:r>
-        <w:t xml:space="preserve">These numbers mark the highest incidence in any country of COVID</w:t>
-      </w:r>
-      <w:r>
-        <w:noBreakHyphen/>
-      </w:r>
-      <w:r>
-        <w:t xml:space="preserve">19 cases and virus-related deaths, surpassing the total case count and fatality numbers of both China (where the virus originated) and Italy.</w:t>
+        <w:t xml:space="preserve">These numbers mark the highest incidence in any country of COVID-⁠19 cases and virus-related deaths, surpassing the total case count and fatality numbers of both China (where the virus originated) and Italy.</w:t>
       </w:r>
       <w:r>
         <w:rPr>
@@ -3401,13 +3287,7 @@
         <w:t xml:space="preserve"> </w:t>
       </w:r>
       <w:r>
-        <w:t xml:space="preserve">Projections indicate that as many as 240,000 people in the U.S. will die from COVID</w:t>
-      </w:r>
-      <w:r>
-        <w:noBreakHyphen/>
-      </w:r>
-      <w:r>
-        <w:t xml:space="preserve">19, accounting for existing interventions.</w:t>
+        <w:t xml:space="preserve">Projections indicate that as many as 240,000 people in the U.S. will die from COVID-⁠19, accounting for existing interventions.</w:t>
       </w:r>
       <w:r>
         <w:rPr>
@@ -3421,13 +3301,7 @@
         <w:pStyle w:val="BodyTextNote"/>
       </w:pPr>
       <w:r>
-        <w:t xml:space="preserve">3. Maryland was one of the first states to report cases of COVID</w:t>
-      </w:r>
-      <w:r>
-        <w:noBreakHyphen/>
-      </w:r>
-      <w:r>
-        <w:t xml:space="preserve">19, and at present, 4.045 residents have contracted the virus.</w:t>
+        <w:t xml:space="preserve">3. Maryland was one of the first states to report cases of COVID-⁠19, and at present, 4.045 residents have contracted the virus.</w:t>
       </w:r>
       <w:r>
         <w:rPr>
@@ -3537,13 +3411,7 @@
         <w:t xml:space="preserve"> </w:t>
       </w:r>
       <w:r>
-        <w:t xml:space="preserve">There is no vaccine against COVID</w:t>
-      </w:r>
-      <w:r>
-        <w:noBreakHyphen/>
-      </w:r>
-      <w:r>
-        <w:t xml:space="preserve">19, and there is no known medication to prevent or treat infection.</w:t>
+        <w:t xml:space="preserve">There is no vaccine against COVID-⁠19, and there is no known medication to prevent or treat infection.</w:t>
       </w:r>
       <w:r>
         <w:rPr>
@@ -3564,13 +3432,7 @@
         <w:footnoteReference w:id="34"/>
       </w:r>
       <w:r>
-        <w:t xml:space="preserve">—and a vigilant hygiene regimen, including washing hands frequently and thoroughly with soap and water, are the only known effective measures for protecting against transmission of COVID</w:t>
-      </w:r>
-      <w:r>
-        <w:noBreakHyphen/>
-      </w:r>
-      <w:r>
-        <w:t xml:space="preserve">19.</w:t>
+        <w:t xml:space="preserve">—and a vigilant hygiene regimen, including washing hands frequently and thoroughly with soap and water, are the only known effective measures for protecting against transmission of COVID-⁠19.</w:t>
       </w:r>
       <w:r>
         <w:rPr>
@@ -3598,13 +3460,7 @@
         <w:pStyle w:val="BodyTextNote"/>
       </w:pPr>
       <w:r>
-        <w:t xml:space="preserve">6. For certain categories of people, particularly people over the age of 50 and those with certain medical conditions, the risk of serious COVID</w:t>
-      </w:r>
-      <w:r>
-        <w:noBreakHyphen/>
-      </w:r>
-      <w:r>
-        <w:t xml:space="preserve">19 infection is greater and more likely to lead to serious injury or death.</w:t>
+        <w:t xml:space="preserve">6. For certain categories of people, particularly people over the age of 50 and those with certain medical conditions, the risk of serious COVID-⁠19 infection is greater and more likely to lead to serious injury or death.</w:t>
       </w:r>
       <w:r>
         <w:rPr>
@@ -3618,13 +3474,7 @@
         <w:pStyle w:val="BodyTextNote"/>
       </w:pPr>
       <w:r>
-        <w:t xml:space="preserve">7. People over the age of 50 face a greater risk of serious illness or death from COVID</w:t>
-      </w:r>
-      <w:r>
-        <w:noBreakHyphen/>
-      </w:r>
-      <w:r>
-        <w:t xml:space="preserve">19.</w:t>
+        <w:t xml:space="preserve">7. People over the age of 50 face a greater risk of serious illness or death from COVID-⁠19.</w:t>
       </w:r>
       <w:r>
         <w:rPr>
@@ -3636,19 +3486,7 @@
         <w:t xml:space="preserve"> </w:t>
       </w:r>
       <w:r>
-        <w:t xml:space="preserve">In a February 29, 2020, preliminary report, individuals age 50</w:t>
-      </w:r>
-      <w:r>
-        <w:noBreakHyphen/>
-      </w:r>
-      <w:r>
-        <w:t xml:space="preserve">59 had an overall mortality rate of 1.3 percent; 60 to 69-year-olds had an overall 3.6 percent mortality rate, and those 70</w:t>
-      </w:r>
-      <w:r>
-        <w:noBreakHyphen/>
-      </w:r>
-      <w:r>
-        <w:t xml:space="preserve">79 years old had an 8 percent mortality rate.</w:t>
+        <w:t xml:space="preserve">In a February 29, 2020, preliminary report, individuals age 50-⁠59 had an overall mortality rate of 1.3 percent; 60 to 69-year-olds had an overall 3.6 percent mortality rate, and those 70-⁠79 years old had an 8 percent mortality rate.</w:t>
       </w:r>
       <w:r>
         <w:rPr>
@@ -3688,13 +3526,7 @@
         <w:pStyle w:val="BodyTextNote"/>
       </w:pPr>
       <w:r>
-        <w:t xml:space="preserve">9. Once contracted, COVID</w:t>
-      </w:r>
-      <w:r>
-        <w:noBreakHyphen/>
-      </w:r>
-      <w:r>
-        <w:t xml:space="preserve">19 can cause severe damage to lung tissue, including a permanent loss of respiratory capacity, and it can damage tissues in other vital organs, such as the heart and liver.</w:t>
+        <w:t xml:space="preserve">9. Once contracted, COVID-⁠19 can cause severe damage to lung tissue, including a permanent loss of respiratory capacity, and it can damage tissues in other vital organs, such as the heart and liver.</w:t>
       </w:r>
       <w:r>
         <w:rPr>
@@ -3708,13 +3540,7 @@
         <w:pStyle w:val="BodyTextNote"/>
       </w:pPr>
       <w:r>
-        <w:t xml:space="preserve">10. In serious cases, COVID</w:t>
-      </w:r>
-      <w:r>
-        <w:noBreakHyphen/>
-      </w:r>
-      <w:r>
-        <w:t xml:space="preserve">19 causes acute respiratory disease syndrome (ARDS), a life-threatening condition with a 30 percent mortality rate for those who receive ideal medical care.</w:t>
+        <w:t xml:space="preserve">10. In serious cases, COVID-⁠19 causes acute respiratory disease syndrome (ARDS), a life-threatening condition with a 30 percent mortality rate for those who receive ideal medical care.</w:t>
       </w:r>
       <w:r>
         <w:rPr>
@@ -3726,13 +3552,7 @@
         <w:t xml:space="preserve"> </w:t>
       </w:r>
       <w:r>
-        <w:t xml:space="preserve">Even in non-ARDS cases, COVID</w:t>
-      </w:r>
-      <w:r>
-        <w:noBreakHyphen/>
-      </w:r>
-      <w:r>
-        <w:t xml:space="preserve">19 can severely damage lung tissue, which requires an extensive period of rehabilitation, and in some cases, can cause permanent loss of breathing capacity.</w:t>
+        <w:t xml:space="preserve">Even in non-ARDS cases, COVID-⁠19 can severely damage lung tissue, which requires an extensive period of rehabilitation, and in some cases, can cause permanent loss of breathing capacity.</w:t>
       </w:r>
       <w:r>
         <w:rPr>
@@ -3744,13 +3564,7 @@
         <w:t xml:space="preserve"> </w:t>
       </w:r>
       <w:r>
-        <w:t xml:space="preserve">COVID</w:t>
-      </w:r>
-      <w:r>
-        <w:noBreakHyphen/>
-      </w:r>
-      <w:r>
-        <w:t xml:space="preserve">19 may also target the heart, causing a medical condition called myocarditis, or inflammation of the heart muscle. Myocarditis can reduce the heart’s ability to pump.</w:t>
+        <w:t xml:space="preserve">COVID-⁠19 may also target the heart, causing a medical condition called myocarditis, or inflammation of the heart muscle. Myocarditis can reduce the heart’s ability to pump.</w:t>
       </w:r>
       <w:r>
         <w:rPr>
@@ -3762,13 +3576,7 @@
         <w:t xml:space="preserve"> </w:t>
       </w:r>
       <w:r>
-        <w:t xml:space="preserve">COVID</w:t>
-      </w:r>
-      <w:r>
-        <w:noBreakHyphen/>
-      </w:r>
-      <w:r>
-        <w:t xml:space="preserve">19 can also trigger an over-response of the immune system and result in widespread damage to other organs, including permanent injury to the kidneys and neurologic injury.</w:t>
+        <w:t xml:space="preserve">COVID-⁠19 can also trigger an over-response of the immune system and result in widespread damage to other organs, including permanent injury to the kidneys and neurologic injury.</w:t>
       </w:r>
       <w:r>
         <w:rPr>
@@ -3794,13 +3602,7 @@
         <w:t xml:space="preserve"> </w:t>
       </w:r>
       <w:r>
-        <w:t xml:space="preserve">Even some younger and healthier people who contract COVID</w:t>
-      </w:r>
-      <w:r>
-        <w:noBreakHyphen/>
-      </w:r>
-      <w:r>
-        <w:t xml:space="preserve">19 may require supportive care, which includes supplemental oxygen, positive pressure ventilation, and in extreme cases, extracorporeal mechanical oxygenation.</w:t>
+        <w:t xml:space="preserve">Even some younger and healthier people who contract COVID-⁠19 may require supportive care, which includes supplemental oxygen, positive pressure ventilation, and in extreme cases, extracorporeal mechanical oxygenation.</w:t>
       </w:r>
       <w:r>
         <w:rPr>
@@ -3814,13 +3616,7 @@
         <w:pStyle w:val="BodyTextNote"/>
       </w:pPr>
       <w:r>
-        <w:t xml:space="preserve">12. For people in the highest-risk populations, the fatality rate of COVID</w:t>
-      </w:r>
-      <w:r>
-        <w:noBreakHyphen/>
-      </w:r>
-      <w:r>
-        <w:t xml:space="preserve">19 infection is about 15 percent.</w:t>
+        <w:t xml:space="preserve">12. For people in the highest-risk populations, the fatality rate of COVID-⁠19 infection is about 15 percent.</w:t>
       </w:r>
       <w:r>
         <w:rPr>
@@ -3834,13 +3630,7 @@
         <w:pStyle w:val="BodyTextNote"/>
       </w:pPr>
       <w:r>
-        <w:t xml:space="preserve">13. Patients who do not die from serious cases of COVID</w:t>
-      </w:r>
-      <w:r>
-        <w:noBreakHyphen/>
-      </w:r>
-      <w:r>
-        <w:t xml:space="preserve">19 may face prolonged recovery periods, including extensive rehabilitation from neurologic damage, loss of digits, and loss of respiratory capacity.</w:t>
+        <w:t xml:space="preserve">13. Patients who do not die from serious cases of COVID-⁠19 may face prolonged recovery periods, including extensive rehabilitation from neurologic damage, loss of digits, and loss of respiratory capacity.</w:t>
       </w:r>
       <w:r>
         <w:rPr>
@@ -3890,9 +3680,7 @@
           <w:b/>
           <w:bCs/>
         </w:rPr>
-        <w:t xml:space="preserve">COVID</w:t>
-        <w:noBreakHyphen/>
-        <w:t xml:space="preserve">19</w:t>
+        <w:t xml:space="preserve">COVID-⁠19</w:t>
       </w:r>
       <w:r>
         <w:rPr>
@@ -4236,13 +4024,7 @@
         <w:pStyle w:val="BodyText"/>
       </w:pPr>
       <w:r>
-        <w:t xml:space="preserve">14. In light of these high rates of serious injury and fatality, and because there is no cure or vaccine, the only known effective measure to reduce the risk of serious illness and death that COVID</w:t>
-      </w:r>
-      <w:r>
-        <w:noBreakHyphen/>
-      </w:r>
-      <w:r>
-        <w:t xml:space="preserve">19 presents for vulnerable people is to prevent them from being infected in the first place.</w:t>
+        <w:t xml:space="preserve">14. In light of these high rates of serious injury and fatality, and because there is no cure or vaccine, the only known effective measure to reduce the risk of serious illness and death that COVID-⁠19 presents for vulnerable people is to prevent them from being infected in the first place.</w:t>
       </w:r>
     </w:p>
     <w:p>
@@ -4345,13 +4127,7 @@
         <w:pStyle w:val="BodyTextNote"/>
       </w:pPr>
       <w:r>
-        <w:t xml:space="preserve">16. Places of detention are the perfect storm for the spread of COVID</w:t>
-      </w:r>
-      <w:r>
-        <w:noBreakHyphen/>
-      </w:r>
-      <w:r>
-        <w:t xml:space="preserve">19 because they are</w:t>
+        <w:t xml:space="preserve">16. Places of detention are the perfect storm for the spread of COVID-⁠19 because they are</w:t>
       </w:r>
       <w:r>
         <w:t xml:space="preserve"> </w:t>
@@ -4421,13 +4197,7 @@
         <w:t xml:space="preserve"> </w:t>
       </w:r>
       <w:r>
-        <w:t xml:space="preserve">environments (where people live, eat, and sleep in close proximity) generally, face increased danger of contracting COVID</w:t>
-      </w:r>
-      <w:r>
-        <w:noBreakHyphen/>
-      </w:r>
-      <w:r>
-        <w:t xml:space="preserve">19, as already evidenced by the rapid spread of the virus in cruise ships</w:t>
+        <w:t xml:space="preserve">environments (where people live, eat, and sleep in close proximity) generally, face increased danger of contracting COVID-⁠19, as already evidenced by the rapid spread of the virus in cruise ships</w:t>
       </w:r>
       <w:r>
         <w:rPr>
@@ -4489,13 +4259,7 @@
         <w:pStyle w:val="BodyText"/>
       </w:pPr>
       <w:r>
-        <w:t xml:space="preserve">20. Thus, people in detention face increased danger of contracting COVID</w:t>
-      </w:r>
-      <w:r>
-        <w:noBreakHyphen/>
-      </w:r>
-      <w:r>
-        <w:t xml:space="preserve">19, as well as increased danger of spreading it to those around them, including staff.</w:t>
+        <w:t xml:space="preserve">20. Thus, people in detention face increased danger of contracting COVID-⁠19, as well as increased danger of spreading it to those around them, including staff.</w:t>
       </w:r>
     </w:p>
     <w:p>
@@ -4623,13 +4387,7 @@
         <w:t xml:space="preserve"> </w:t>
       </w:r>
       <w:r>
-        <w:t xml:space="preserve">have all strongly cautioned that people in prisons and jails are likely to face serious, even grave, harm due to the outbreak of COVID</w:t>
-      </w:r>
-      <w:r>
-        <w:noBreakHyphen/>
-      </w:r>
-      <w:r>
-        <w:t xml:space="preserve">19.</w:t>
+        <w:t xml:space="preserve">have all strongly cautioned that people in prisons and jails are likely to face serious, even grave, harm due to the outbreak of COVID-⁠19.</w:t>
       </w:r>
     </w:p>
     <w:p>
@@ -4649,13 +4407,7 @@
         <w:t xml:space="preserve"> </w:t>
       </w:r>
       <w:r>
-        <w:t xml:space="preserve">and Rikers Island in New York City, where the rate of COVID</w:t>
-      </w:r>
-      <w:r>
-        <w:noBreakHyphen/>
-      </w:r>
-      <w:r>
-        <w:t xml:space="preserve">19 transmission is estimated to be the highest in the world — over seven times the rate of infection in New York City generally, and 85 times greater than the rate of spread in the general population.</w:t>
+        <w:t xml:space="preserve">and Rikers Island in New York City, where the rate of COVID-⁠19 transmission is estimated to be the highest in the world — over seven times the rate of infection in New York City generally, and 85 times greater than the rate of spread in the general population.</w:t>
       </w:r>
       <w:r>
         <w:rPr>
@@ -4667,19 +4419,7 @@
         <w:t xml:space="preserve"> </w:t>
       </w:r>
       <w:r>
-        <w:t xml:space="preserve">At the peak of the outbreak in Wuhan, China —the province where COVID</w:t>
-      </w:r>
-      <w:r>
-        <w:noBreakHyphen/>
-      </w:r>
-      <w:r>
-        <w:t xml:space="preserve">19 originated—over half of all reported COVID</w:t>
-      </w:r>
-      <w:r>
-        <w:noBreakHyphen/>
-      </w:r>
-      <w:r>
-        <w:t xml:space="preserve">19 cases were incarcerated people.</w:t>
+        <w:t xml:space="preserve">At the peak of the outbreak in Wuhan, China —the province where COVID-⁠19 originated—over half of all reported COVID-⁠19 cases were incarcerated people.</w:t>
       </w:r>
     </w:p>
     <w:p>
@@ -4699,13 +4439,7 @@
         <w:t xml:space="preserve"> </w:t>
       </w:r>
       <w:r>
-        <w:t xml:space="preserve">of the devastating impact of COVID</w:t>
-      </w:r>
-      <w:r>
-        <w:noBreakHyphen/>
-      </w:r>
-      <w:r>
-        <w:t xml:space="preserve">19 infection in a jail setting. Rikers reported its first case of coronavirus on March 17;</w:t>
+        <w:t xml:space="preserve">of the devastating impact of COVID-⁠19 infection in a jail setting. Rikers reported its first case of coronavirus on March 17;</w:t>
       </w:r>
       <w:r>
         <w:rPr>
@@ -4729,13 +4463,7 @@
         <w:t xml:space="preserve"> </w:t>
       </w:r>
       <w:r>
-        <w:t xml:space="preserve">Indeed, as the interim chair of the New York City Board of Correction recently noted in a letter urging judges and prosecutors to act quickly to release incarcerated individuals at a higher risk for contracting COVID</w:t>
-      </w:r>
-      <w:r>
-        <w:noBreakHyphen/>
-      </w:r>
-      <w:r>
-        <w:t xml:space="preserve">19:</w:t>
+        <w:t xml:space="preserve">Indeed, as the interim chair of the New York City Board of Correction recently noted in a letter urging judges and prosecutors to act quickly to release incarcerated individuals at a higher risk for contracting COVID-⁠19:</w:t>
       </w:r>
     </w:p>
     <w:p>
@@ -4743,13 +4471,7 @@
         <w:pStyle w:val="XdQuoteOnly"/>
       </w:pPr>
       <w:r>
-        <w:t xml:space="preserve">Given the nature of jails (e.g. dense housing areas and structural barriers to social distancing, hygiene, and sanitation), the number of patients diagnosed with COVID</w:t>
-      </w:r>
-      <w:r>
-        <w:noBreakHyphen/>
-      </w:r>
-      <w:r>
-        <w:t xml:space="preserve">19 is certain to rise exponentially. The best path forward to protecting the community of people housed and working in the jails is to rapidly decrease the number of people housed and working in them.</w:t>
+        <w:t xml:space="preserve">Given the nature of jails (e.g. dense housing areas and structural barriers to social distancing, hygiene, and sanitation), the number of patients diagnosed with COVID-⁠19 is certain to rise exponentially. The best path forward to protecting the community of people housed and working in the jails is to rapidly decrease the number of people housed and working in them.</w:t>
       </w:r>
       <w:r>
         <w:rPr>
@@ -5003,13 +4725,7 @@
         <w:pStyle w:val="BodyTextNote"/>
       </w:pPr>
       <w:r>
-        <w:t xml:space="preserve">24. Over the five days since the first case of COVID</w:t>
-      </w:r>
-      <w:r>
-        <w:noBreakHyphen/>
-      </w:r>
-      <w:r>
-        <w:t xml:space="preserve">19 was detected in one Maryland prison on March 30, reported positive results rose to 17 in seven different state facilities, as well as at least one in a local jail. Given the lack of testing in these facilities and rapid spread of the virus, there is no doubt that the numbers of people infected are actually higher. Indeed, based on reports, there are now several cases at the Prince George’s jail.</w:t>
+        <w:t xml:space="preserve">24. Over the five days since the first case of COVID-⁠19 was detected in one Maryland prison on March 30, reported positive results rose to 17 in seven different state facilities, as well as at least one in a local jail. Given the lack of testing in these facilities and rapid spread of the virus, there is no doubt that the numbers of people infected are actually higher. Indeed, based on reports, there are now several cases at the Prince George’s jail.</w:t>
       </w:r>
       <w:r>
         <w:rPr>
@@ -5023,13 +4739,7 @@
         <w:pStyle w:val="BodyTextNote"/>
       </w:pPr>
       <w:r>
-        <w:t xml:space="preserve">25. Former senior administrators of Maryland detention centers and witnesses confirm the facilities lack the capacity or space to implement the critical public health recommendations to prevent COVID</w:t>
-      </w:r>
-      <w:r>
-        <w:noBreakHyphen/>
-      </w:r>
-      <w:r>
-        <w:t xml:space="preserve">19 spread within their facilities — social distancing, quarantining, and medical isolation — without significant reductions in the number of incarcerated persons.</w:t>
+        <w:t xml:space="preserve">25. Former senior administrators of Maryland detention centers and witnesses confirm the facilities lack the capacity or space to implement the critical public health recommendations to prevent COVID-⁠19 spread within their facilities — social distancing, quarantining, and medical isolation — without significant reductions in the number of incarcerated persons.</w:t>
       </w:r>
       <w:r>
         <w:rPr>
@@ -5347,13 +5057,7 @@
         <w:pStyle w:val="BodyTextNote"/>
       </w:pPr>
       <w:r>
-        <w:t xml:space="preserve">31. Social distancing is the most important means to prevent the spread of COVID</w:t>
-      </w:r>
-      <w:r>
-        <w:noBreakHyphen/>
-      </w:r>
-      <w:r>
-        <w:t xml:space="preserve">19 because the disease is primarily transmitted between people who are in close contact with one another (within about six feet) via respiratory droplets produced when an infected person coughs or sneezes.</w:t>
+        <w:t xml:space="preserve">31. Social distancing is the most important means to prevent the spread of COVID-⁠19 because the disease is primarily transmitted between people who are in close contact with one another (within about six feet) via respiratory droplets produced when an infected person coughs or sneezes.</w:t>
       </w:r>
       <w:r>
         <w:rPr>
@@ -5513,13 +5217,7 @@
         <w:tab/>
       </w:r>
       <w:r>
-        <w:t xml:space="preserve">At the Prince George’s County Detention Center, which has reported cases of COVID</w:t>
-      </w:r>
-      <w:r>
-        <w:noBreakHyphen/>
-      </w:r>
-      <w:r>
-        <w:t xml:space="preserve">19, detainees, including those at risk of serious harm, are unable to maintain social distancing in housing and continue to be released in groups of 25 for meals and recreation.</w:t>
+        <w:t xml:space="preserve">At the Prince George’s County Detention Center, which has reported cases of COVID-⁠19, detainees, including those at risk of serious harm, are unable to maintain social distancing in housing and continue to be released in groups of 25 for meals and recreation.</w:t>
       </w:r>
       <w:r>
         <w:rPr>
@@ -5677,13 +5375,7 @@
         <w:tab/>
       </w:r>
       <w:r>
-        <w:t xml:space="preserve">At the Roxbury Correctional Institution social distancing is not possible because there are too many individuals incarcerated at the facility, the facility continues to double-cell some incarcerated persons, and there are frequent lines for medication, to enter the infirmary, or to get food or the commissary, and that groups of 80 individuals are sent for meals and 20</w:t>
-      </w:r>
-      <w:r>
-        <w:noBreakHyphen/>
-      </w:r>
-      <w:r>
-        <w:t xml:space="preserve">30 individuals are sent for recreation at the same time.</w:t>
+        <w:t xml:space="preserve">At the Roxbury Correctional Institution social distancing is not possible because there are too many individuals incarcerated at the facility, the facility continues to double-cell some incarcerated persons, and there are frequent lines for medication, to enter the infirmary, or to get food or the commissary, and that groups of 80 individuals are sent for meals and 20-⁠30 individuals are sent for recreation at the same time.</w:t>
       </w:r>
       <w:r>
         <w:rPr>
@@ -5729,13 +5421,7 @@
         <w:t xml:space="preserve"> </w:t>
       </w:r>
       <w:r>
-        <w:t xml:space="preserve">In these circumstances, Maryland’s detention facilities will not be able to prevent COVID</w:t>
-      </w:r>
-      <w:r>
-        <w:noBreakHyphen/>
-      </w:r>
-      <w:r>
-        <w:t xml:space="preserve">19 transmission once the virus is inevitably introduced into the jail or prison.</w:t>
+        <w:t xml:space="preserve">In these circumstances, Maryland’s detention facilities will not be able to prevent COVID-⁠19 transmission once the virus is inevitably introduced into the jail or prison.</w:t>
       </w:r>
     </w:p>
     <w:p>
@@ -6091,13 +5777,7 @@
         <w:t xml:space="preserve"> </w:t>
       </w:r>
       <w:r>
-        <w:t xml:space="preserve">“medical isolation of confirmed or suspected COVID</w:t>
-      </w:r>
-      <w:r>
-        <w:noBreakHyphen/>
-      </w:r>
-      <w:r>
-        <w:t xml:space="preserve">19 cases.”</w:t>
+        <w:t xml:space="preserve">“medical isolation of confirmed or suspected COVID-⁠19 cases.”</w:t>
       </w:r>
       <w:r>
         <w:rPr>
@@ -6135,13 +5815,7 @@
         <w:pStyle w:val="BodyTextNote"/>
       </w:pPr>
       <w:r>
-        <w:t xml:space="preserve">36. Maryland’s prison population includes a significant number of individuals in the higher-risk category that make them particularly vulnerable to COVID</w:t>
-      </w:r>
-      <w:r>
-        <w:noBreakHyphen/>
-      </w:r>
-      <w:r>
-        <w:t xml:space="preserve">19, including people who are immunocompromised, or have respiratory conditions, heart disease, chronic liver or kidney disease, diabetes, or other medical conditions.</w:t>
+        <w:t xml:space="preserve">36. Maryland’s prison population includes a significant number of individuals in the higher-risk category that make them particularly vulnerable to COVID-⁠19, including people who are immunocompromised, or have respiratory conditions, heart disease, chronic liver or kidney disease, diabetes, or other medical conditions.</w:t>
       </w:r>
       <w:r>
         <w:rPr>
@@ -6169,13 +5843,7 @@
         <w:tab/>
       </w:r>
       <w:r>
-        <w:t xml:space="preserve">DPSCS Secretary Robert Green’s statements on COVID</w:t>
-      </w:r>
-      <w:r>
-        <w:noBreakHyphen/>
-      </w:r>
-      <w:r>
-        <w:t xml:space="preserve">19 have been silent on what measures DPSCS are taking to implement medical isolation protocols.</w:t>
+        <w:t xml:space="preserve">DPSCS Secretary Robert Green’s statements on COVID-⁠19 have been silent on what measures DPSCS are taking to implement medical isolation protocols.</w:t>
       </w:r>
     </w:p>
     <w:p>
@@ -6669,9 +6337,7 @@
           <w:i/>
           <w:iCs/>
         </w:rPr>
-        <w:t xml:space="preserve">COVID</w:t>
-        <w:noBreakHyphen/>
-        <w:t xml:space="preserve">19</w:t>
+        <w:t xml:space="preserve">COVID-⁠19</w:t>
       </w:r>
     </w:p>
     <w:p>
@@ -6679,13 +6345,7 @@
         <w:pStyle w:val="BodyTextNote"/>
       </w:pPr>
       <w:r>
-        <w:t xml:space="preserve">38. The CDC Guidance also describes procedures necessary for individual hygiene (including marking readily available access to sanitation solutions, including sufficient soap, and lifting any ban on alcohol-based hygiene supplies (e.g., hand sanitizer, cleaning wipes) and to thoroughly clean and disinfect areas where a person with confirmed or suspected COVID</w:t>
-      </w:r>
-      <w:r>
-        <w:noBreakHyphen/>
-      </w:r>
-      <w:r>
-        <w:t xml:space="preserve">19 spent time.</w:t>
+        <w:t xml:space="preserve">38. The CDC Guidance also describes procedures necessary for individual hygiene (including marking readily available access to sanitation solutions, including sufficient soap, and lifting any ban on alcohol-based hygiene supplies (e.g., hand sanitizer, cleaning wipes) and to thoroughly clean and disinfect areas where a person with confirmed or suspected COVID-⁠19 spent time.</w:t>
       </w:r>
       <w:r>
         <w:rPr>
@@ -6819,13 +6479,7 @@
         <w:tab/>
       </w:r>
       <w:r>
-        <w:t xml:space="preserve">The Coreas court found that as of April 3, communal facilities such as showers and bathrooms at Worcester and Howard County jails were not being disinfected, nor conducting any testing, even though there was evidence that certain individuals among the jail population displayed symptoms of COVID</w:t>
-      </w:r>
-      <w:r>
-        <w:noBreakHyphen/>
-      </w:r>
-      <w:r>
-        <w:t xml:space="preserve">19.</w:t>
+        <w:t xml:space="preserve">The Coreas court found that as of April 3, communal facilities such as showers and bathrooms at Worcester and Howard County jails were not being disinfected, nor conducting any testing, even though there was evidence that certain individuals among the jail population displayed symptoms of COVID-⁠19.</w:t>
       </w:r>
       <w:r>
         <w:rPr>
@@ -7113,13 +6767,7 @@
         <w:t xml:space="preserve"> </w:t>
       </w:r>
       <w:r>
-        <w:t xml:space="preserve">Nor have they reported whether COVID</w:t>
-      </w:r>
-      <w:r>
-        <w:noBreakHyphen/>
-      </w:r>
-      <w:r>
-        <w:t xml:space="preserve">19 testing is available in detention facilities.</w:t>
+        <w:t xml:space="preserve">Nor have they reported whether COVID-⁠19 testing is available in detention facilities.</w:t>
       </w:r>
       <w:r>
         <w:rPr>
@@ -7165,13 +6813,7 @@
         <w:t xml:space="preserve"> </w:t>
       </w:r>
       <w:r>
-        <w:t xml:space="preserve">But use of a thermometer or standardized screens—i.e., asking a person for a subjective report of symptoms—cannot adequately screen for new, asymptomatic or pre-symptomatic infections and asymptomatic individuals can transmit COVID</w:t>
-      </w:r>
-      <w:r>
-        <w:noBreakHyphen/>
-      </w:r>
-      <w:r>
-        <w:t xml:space="preserve">19.</w:t>
+        <w:t xml:space="preserve">But use of a thermometer or standardized screens—i.e., asking a person for a subjective report of symptoms—cannot adequately screen for new, asymptomatic or pre-symptomatic infections and asymptomatic individuals can transmit COVID-⁠19.</w:t>
       </w:r>
       <w:r>
         <w:rPr>
@@ -7183,13 +6825,7 @@
         <w:t xml:space="preserve"> </w:t>
       </w:r>
       <w:r>
-        <w:t xml:space="preserve">As COVID</w:t>
-      </w:r>
-      <w:r>
-        <w:noBreakHyphen/>
-      </w:r>
-      <w:r>
-        <w:t xml:space="preserve">19 has a typical incubation period of five days, and transmission often occurs before presentation of symptoms, such inadequate screening presents a critical problem. The possibility of asymptomatic transmission means that monitoring staff or incarcerated people for fevers is inadequate to identify all who may be infected and preventing transmission.</w:t>
+        <w:t xml:space="preserve">As COVID-⁠19 has a typical incubation period of five days, and transmission often occurs before presentation of symptoms, such inadequate screening presents a critical problem. The possibility of asymptomatic transmission means that monitoring staff or incarcerated people for fevers is inadequate to identify all who may be infected and preventing transmission.</w:t>
       </w:r>
       <w:r>
         <w:rPr>
@@ -7351,13 +6987,7 @@
         <w:t xml:space="preserve"> </w:t>
       </w:r>
       <w:r>
-        <w:t xml:space="preserve">Like the incarcerated people in the facilities where they work, correctional officers face an increased risk of COVID</w:t>
-      </w:r>
-      <w:r>
-        <w:noBreakHyphen/>
-      </w:r>
-      <w:r>
-        <w:t xml:space="preserve">19 exposure because they are less able to engage in required social distancing. Indeed, last Monday, the State reported that two DPSCS employees who work at Jessup and Baltimore Central Booking tested positive.</w:t>
+        <w:t xml:space="preserve">Like the incarcerated people in the facilities where they work, correctional officers face an increased risk of COVID-⁠19 exposure because they are less able to engage in required social distancing. Indeed, last Monday, the State reported that two DPSCS employees who work at Jessup and Baltimore Central Booking tested positive.</w:t>
       </w:r>
       <w:r>
         <w:rPr>
@@ -7401,13 +7031,7 @@
         <w:t xml:space="preserve"> </w:t>
       </w:r>
       <w:r>
-        <w:t xml:space="preserve">“as an interconnected community where the health and COVID</w:t>
-      </w:r>
-      <w:r>
-        <w:noBreakHyphen/>
-      </w:r>
-      <w:r>
-        <w:t xml:space="preserve">19 risks inside prison and jail wall[s] impacts the broader public health, and to address these in a way that meets the twin goals of public health and public safety.”</w:t>
+        <w:t xml:space="preserve">“as an interconnected community where the health and COVID-⁠19 risks inside prison and jail wall[s] impacts the broader public health, and to address these in a way that meets the twin goals of public health and public safety.”</w:t>
       </w:r>
       <w:r>
         <w:rPr>
@@ -7421,19 +7045,7 @@
         <w:pStyle w:val="BodyTextNote"/>
       </w:pPr>
       <w:r>
-        <w:t xml:space="preserve">47. Second, COVID</w:t>
-      </w:r>
-      <w:r>
-        <w:noBreakHyphen/>
-      </w:r>
-      <w:r>
-        <w:t xml:space="preserve">19 is a serious disease, and treatment for serious cases of COVID</w:t>
-      </w:r>
-      <w:r>
-        <w:noBreakHyphen/>
-      </w:r>
-      <w:r>
-        <w:t xml:space="preserve">19 requires significant medical support, including ventilator assistance for respiration and intensive care support.</w:t>
+        <w:t xml:space="preserve">47. Second, COVID-⁠19 is a serious disease, and treatment for serious cases of COVID-⁠19 requires significant medical support, including ventilator assistance for respiration and intensive care support.</w:t>
       </w:r>
       <w:r>
         <w:rPr>
@@ -7447,19 +7059,7 @@
         <w:pStyle w:val="BodyTextNote"/>
       </w:pPr>
       <w:r>
-        <w:t xml:space="preserve">48. Because many jails and prisons lack the necessary medical resources to care for COVID</w:t>
-      </w:r>
-      <w:r>
-        <w:noBreakHyphen/>
-      </w:r>
-      <w:r>
-        <w:t xml:space="preserve">19 cases, an outbreak of COVID</w:t>
-      </w:r>
-      <w:r>
-        <w:noBreakHyphen/>
-      </w:r>
-      <w:r>
-        <w:t xml:space="preserve">19 within a detention center would increase the number of individuals who need to be treated by the community healthcare system.</w:t>
+        <w:t xml:space="preserve">48. Because many jails and prisons lack the necessary medical resources to care for COVID-⁠19 cases, an outbreak of COVID-⁠19 within a detention center would increase the number of individuals who need to be treated by the community healthcare system.</w:t>
       </w:r>
       <w:r>
         <w:rPr>
@@ -7473,19 +7073,7 @@
         <w:pStyle w:val="BodyTextNote"/>
       </w:pPr>
       <w:r>
-        <w:t xml:space="preserve">49. The projected numbers of COVID</w:t>
-      </w:r>
-      <w:r>
-        <w:noBreakHyphen/>
-      </w:r>
-      <w:r>
-        <w:t xml:space="preserve">19 cases will result in a significant strain on healthcare providers nationally. Many hospitals already operate near full capacity and do not have the ability to rapidly expand to account for the expected surge in COVID</w:t>
-      </w:r>
-      <w:r>
-        <w:noBreakHyphen/>
-      </w:r>
-      <w:r>
-        <w:t xml:space="preserve">19 patients.</w:t>
+        <w:t xml:space="preserve">49. The projected numbers of COVID-⁠19 cases will result in a significant strain on healthcare providers nationally. Many hospitals already operate near full capacity and do not have the ability to rapidly expand to account for the expected surge in COVID-⁠19 patients.</w:t>
       </w:r>
       <w:r>
         <w:rPr>
@@ -7497,13 +7085,7 @@
         <w:t xml:space="preserve"> </w:t>
       </w:r>
       <w:r>
-        <w:t xml:space="preserve">The experiences of other countries including China, Italy, and Spain show that around 20 percent of COVID</w:t>
-      </w:r>
-      <w:r>
-        <w:noBreakHyphen/>
-      </w:r>
-      <w:r>
-        <w:t xml:space="preserve">19 cases require hospitalization, 5 percent of cases require the Intensive Care Unit (ICU), and around 2.5 percent require very intensive help, with items such as ventilators or extracorporeal oxygenation.</w:t>
+        <w:t xml:space="preserve">The experiences of other countries including China, Italy, and Spain show that around 20 percent of COVID-⁠19 cases require hospitalization, 5 percent of cases require the Intensive Care Unit (ICU), and around 2.5 percent require very intensive help, with items such as ventilators or extracorporeal oxygenation.</w:t>
       </w:r>
       <w:r>
         <w:rPr>
@@ -7917,9 +7499,7 @@
           <w:b/>
           <w:bCs/>
         </w:rPr>
-        <w:t xml:space="preserve">COVID</w:t>
-        <w:noBreakHyphen/>
-        <w:t xml:space="preserve">19</w:t>
+        <w:t xml:space="preserve">COVID-⁠19</w:t>
       </w:r>
       <w:r>
         <w:rPr>
@@ -8067,19 +7647,7 @@
         <w:pStyle w:val="BodyTextNote"/>
       </w:pPr>
       <w:r>
-        <w:t xml:space="preserve">51. Because of the severity of the threat posed by COVID</w:t>
-      </w:r>
-      <w:r>
-        <w:noBreakHyphen/>
-      </w:r>
-      <w:r>
-        <w:t xml:space="preserve">19, and its potential to rapidly spread throughout a correctional setting, public health experts recommend the rapid release from custody of people most vulnerable to COVID</w:t>
-      </w:r>
-      <w:r>
-        <w:noBreakHyphen/>
-      </w:r>
-      <w:r>
-        <w:t xml:space="preserve">19.</w:t>
+        <w:t xml:space="preserve">51. Because of the severity of the threat posed by COVID-⁠19, and its potential to rapidly spread throughout a correctional setting, public health experts recommend the rapid release from custody of people most vulnerable to COVID-⁠19.</w:t>
       </w:r>
       <w:r>
         <w:rPr>
@@ -8119,13 +7687,7 @@
         <w:pStyle w:val="BodyTextNote"/>
       </w:pPr>
       <w:r>
-        <w:t xml:space="preserve">53. Release protects the people with the greatest vulnerability to COVID</w:t>
-      </w:r>
-      <w:r>
-        <w:noBreakHyphen/>
-      </w:r>
-      <w:r>
-        <w:t xml:space="preserve">19 from transmission of the virus, and also allows for greater risk mitigation for people remaining incarcerated or working inside, as well as the broader community.</w:t>
+        <w:t xml:space="preserve">53. Release protects the people with the greatest vulnerability to COVID-⁠19 from transmission of the virus, and also allows for greater risk mitigation for people remaining incarcerated or working inside, as well as the broader community.</w:t>
       </w:r>
       <w:r>
         <w:rPr>
@@ -8137,13 +7699,7 @@
         <w:t xml:space="preserve"> </w:t>
       </w:r>
       <w:r>
-        <w:t xml:space="preserve">Release of the most vulnerable people from custody also reduces the burden on the region’s health care infrastructure by reducing the likelihood that an overwhelming number of people will become seriously ill from COVID</w:t>
-      </w:r>
-      <w:r>
-        <w:noBreakHyphen/>
-      </w:r>
-      <w:r>
-        <w:t xml:space="preserve">19 at the same time. This last issue is particularly acute in our state’s most remote jurisdictions, such as Garrett County, where Petitioner Friend’s son is held.</w:t>
+        <w:t xml:space="preserve">Release of the most vulnerable people from custody also reduces the burden on the region’s health care infrastructure by reducing the likelihood that an overwhelming number of people will become seriously ill from COVID-⁠19 at the same time. This last issue is particularly acute in our state’s most remote jurisdictions, such as Garrett County, where Petitioner Friend’s son is held.</w:t>
       </w:r>
     </w:p>
     <w:p>
@@ -8241,13 +7797,7 @@
         <w:pStyle w:val="BodyTextNote"/>
       </w:pPr>
       <w:r>
-        <w:t xml:space="preserve">In sum, to effectively mitigate the risk of infection and subsequent spread of the virus, the population of incarcerated persons must be reduced. Reducing the overall number of individuals in detention facilities allows social distancing for all inside, and allows infected individuals and their contacts, to be properly quarantined and monitored for health complications that require transfer to a local hospital, further straining a health care system already burdened by COVID</w:t>
-      </w:r>
-      <w:r>
-        <w:noBreakHyphen/>
-      </w:r>
-      <w:r>
-        <w:t xml:space="preserve">19. It also lessens the risk to corrections officers, who, if short-staffed, will have difficulty maintaining order and proper personal protective measures. Protecting corrections staff in turn protects the communities they come from. Unless this Court orders measures to reduce the population of incarcerated persons, contagion will be more widespread, already taxed hospitals strained further, and the mortality rate likely to increase. As is widely recognized, even by the prosecuting attorney community,</w:t>
+        <w:t xml:space="preserve">In sum, to effectively mitigate the risk of infection and subsequent spread of the virus, the population of incarcerated persons must be reduced. Reducing the overall number of individuals in detention facilities allows social distancing for all inside, and allows infected individuals and their contacts, to be properly quarantined and monitored for health complications that require transfer to a local hospital, further straining a health care system already burdened by COVID-⁠19. It also lessens the risk to corrections officers, who, if short-staffed, will have difficulty maintaining order and proper personal protective measures. Protecting corrections staff in turn protects the communities they come from. Unless this Court orders measures to reduce the population of incarcerated persons, contagion will be more widespread, already taxed hospitals strained further, and the mortality rate likely to increase. As is widely recognized, even by the prosecuting attorney community,</w:t>
       </w:r>
       <w:r>
         <w:t xml:space="preserve"> </w:t>
@@ -8515,7 +8065,7 @@
         <w:t xml:space="preserve"> </w:t>
       </w:r>
       <w:r>
-        <w:t xml:space="preserve">“[b]oth the public interest and [the Court’s] responsibility in exercising the supreme judicial authority of this State . . . compel the exercise of this Court’s discretion in [an] extraordinary case.”</w:t>
+        <w:t xml:space="preserve">“[b]oth the public interest and [the Court’s] responsibility in exercising the supreme judicial authority of this State ⁠. ⁠. ⁠. compel the exercise of this Court’s discretion in [an] extraordinary case.”</w:t>
       </w:r>
       <w:r>
         <w:t xml:space="preserve"> </w:t>
@@ -8547,7 +8097,7 @@
         <w:t xml:space="preserve"> </w:t>
       </w:r>
       <w:r>
-        <w:t xml:space="preserve">“where the public justice of the state is concerned . . . to prevent disorder [or] a failure of justice.”</w:t>
+        <w:t xml:space="preserve">“where the public justice of the state is concerned ⁠. ⁠. ⁠. to prevent disorder [or] a failure of justice.”</w:t>
       </w:r>
       <w:r>
         <w:t xml:space="preserve"> </w:t>
@@ -8987,7 +8537,7 @@
         <w:t xml:space="preserve"> </w:t>
       </w:r>
       <w:r>
-        <w:t xml:space="preserve">“expos[ed] . . . to serious, communicable disease.”</w:t>
+        <w:t xml:space="preserve">“expos[ed] ⁠. ⁠. ⁠. to serious, communicable disease.”</w:t>
       </w:r>
       <w:r>
         <w:t xml:space="preserve"> </w:t>
@@ -9060,19 +8610,13 @@
         <w:t xml:space="preserve">Youngberg v. Romeo</w:t>
       </w:r>
       <w:r>
-        <w:t xml:space="preserve">, 457 U.S. 307, 315</w:t>
-      </w:r>
-      <w:r>
-        <w:noBreakHyphen/>
-      </w:r>
-      <w:r>
-        <w:t xml:space="preserve">16 (1982). And under the Fourteenth Amendment, incarcerated people have a constitutionally protected liberty interest in avoiding</w:t>
-      </w:r>
-      <w:r>
-        <w:t xml:space="preserve"> </w:t>
-      </w:r>
-      <w:r>
-        <w:t xml:space="preserve">“atypical and significant hardship . . . in relation to the ordinary incidents of prison life.”</w:t>
+        <w:t xml:space="preserve">, 457 U.S. 307, 315-⁠16 (1982). And under the Fourteenth Amendment, incarcerated people have a constitutionally protected liberty interest in avoiding</w:t>
+      </w:r>
+      <w:r>
+        <w:t xml:space="preserve"> </w:t>
+      </w:r>
+      <w:r>
+        <w:t xml:space="preserve">“atypical and significant hardship ⁠. ⁠. ⁠. in relation to the ordinary incidents of prison life.”</w:t>
       </w:r>
       <w:r>
         <w:t xml:space="preserve"> </w:t>
@@ -9174,13 +8718,7 @@
         <w:t xml:space="preserve">Wolff v. McDonnell</w:t>
       </w:r>
       <w:r>
-        <w:t xml:space="preserve">, 418 U.S. 539, 555</w:t>
-      </w:r>
-      <w:r>
-        <w:noBreakHyphen/>
-      </w:r>
-      <w:r>
-        <w:t xml:space="preserve">56 (1974). Under the current circumstances, releasing people in the categories listed above is necessary to dramatically reduce the number of incarcerated individuals and the threat of disastrous outbreaks.</w:t>
+        <w:t xml:space="preserve">, 418 U.S. 539, 555-⁠56 (1974). Under the current circumstances, releasing people in the categories listed above is necessary to dramatically reduce the number of incarcerated individuals and the threat of disastrous outbreaks.</w:t>
       </w:r>
     </w:p>
     <w:p>
@@ -9188,13 +8726,7 @@
         <w:pStyle w:val="BodyText"/>
       </w:pPr>
       <w:r>
-        <w:t xml:space="preserve">2. Absent the requested relief, there is no other adequate legal remedy. Under the current circumstances, the only adequate remedy is one that compels implementation of immediate measures to reduce the risk of COVID</w:t>
-      </w:r>
-      <w:r>
-        <w:noBreakHyphen/>
-      </w:r>
-      <w:r>
-        <w:t xml:space="preserve">19 transmission in prisons, the most important of which is reduction of the population density of Maryland’s correctional facilities to a level that allows such facilities to implement the CDC Guidelines pertaining to social distancing and hygiene.</w:t>
+        <w:t xml:space="preserve">2. Absent the requested relief, there is no other adequate legal remedy. Under the current circumstances, the only adequate remedy is one that compels implementation of immediate measures to reduce the risk of COVID-⁠19 transmission in prisons, the most important of which is reduction of the population density of Maryland’s correctional facilities to a level that allows such facilities to implement the CDC Guidelines pertaining to social distancing and hygiene.</w:t>
       </w:r>
     </w:p>
     <w:p>
@@ -9291,13 +8823,7 @@
         <w:pStyle w:val="BodyText"/>
       </w:pPr>
       <w:r>
-        <w:t xml:space="preserve">It is for these reasons that courts across the country, in recognition of the extraordinary public health risk posed by the transmission of COVID</w:t>
-      </w:r>
-      <w:r>
-        <w:noBreakHyphen/>
-      </w:r>
-      <w:r>
-        <w:t xml:space="preserve">19 in custodial settings, have taken steps to reduce prison populations. These are some examples where the Supreme Courts of other states have acted:</w:t>
+        <w:t xml:space="preserve">It is for these reasons that courts across the country, in recognition of the extraordinary public health risk posed by the transmission of COVID-⁠19 in custodial settings, have taken steps to reduce prison populations. These are some examples where the Supreme Courts of other states have acted:</w:t>
       </w:r>
     </w:p>
     <w:p>
@@ -9349,25 +8875,13 @@
         <w:t xml:space="preserve"> </w:t>
       </w:r>
       <w:r>
-        <w:t xml:space="preserve">“current capabilities of their county correctional institutions . . . to address the spread of COVID</w:t>
-      </w:r>
-      <w:r>
-        <w:noBreakHyphen/>
-      </w:r>
-      <w:r>
-        <w:t xml:space="preserve">19,”</w:t>
-      </w:r>
-      <w:r>
-        <w:t xml:space="preserve"> </w:t>
-      </w:r>
-      <w:r>
-        <w:t xml:space="preserve">“to ensure that the county correctional institutions in their districts address the threat of COVID</w:t>
-      </w:r>
-      <w:r>
-        <w:noBreakHyphen/>
-      </w:r>
-      <w:r>
-        <w:t xml:space="preserve">19,”</w:t>
+        <w:t xml:space="preserve">“current capabilities of their county correctional institutions ⁠. ⁠. ⁠. to address the spread of COVID-⁠19,”</w:t>
+      </w:r>
+      <w:r>
+        <w:t xml:space="preserve"> </w:t>
+      </w:r>
+      <w:r>
+        <w:t xml:space="preserve">“to ensure that the county correctional institutions in their districts address the threat of COVID-⁠19,”</w:t>
       </w:r>
       <w:r>
         <w:t xml:space="preserve"> </w:t>
@@ -10155,13 +9669,7 @@
         <w:pStyle w:val="BodyText"/>
       </w:pPr>
       <w:r>
-        <w:t xml:space="preserve">Petitioners recognize that the extraordinary threat that COVID</w:t>
-      </w:r>
-      <w:r>
-        <w:noBreakHyphen/>
-      </w:r>
-      <w:r>
-        <w:t xml:space="preserve">19 poses to prisoners, staff, and to the public health if the virus spreads within correctional settings must be balanced against public safety concerns and practical challenges that courts and correctional officials must address to reduce incarcerated populations sufficiently that social distancing can be maintained. To address these concerns, Petitioners propose a series of measured actions that this Court and the Circuit and District Courts of the State should take on an expedited basis based on measures taken by other courts and local authorities around the country.</w:t>
+        <w:t xml:space="preserve">Petitioners recognize that the extraordinary threat that COVID-⁠19 poses to prisoners, staff, and to the public health if the virus spreads within correctional settings must be balanced against public safety concerns and practical challenges that courts and correctional officials must address to reduce incarcerated populations sufficiently that social distancing can be maintained. To address these concerns, Petitioners propose a series of measured actions that this Court and the Circuit and District Courts of the State should take on an expedited basis based on measures taken by other courts and local authorities around the country.</w:t>
       </w:r>
     </w:p>
     <w:p>
@@ -10560,9 +10068,7 @@
               <w:t xml:space="preserve"> </w:t>
             </w:r>
             <w:r>
-              <w:t xml:space="preserve">942</w:t>
-              <w:noBreakHyphen/>
-              <w:t xml:space="preserve">5000</w:t>
+              <w:t xml:space="preserve">942-⁠5000</w:t>
             </w:r>
           </w:p>
           <w:p>
@@ -10779,9 +10285,7 @@
               <w:t xml:space="preserve"> </w:t>
             </w:r>
             <w:r>
-              <w:t xml:space="preserve">889</w:t>
-              <w:noBreakHyphen/>
-              <w:t xml:space="preserve">8550</w:t>
+              <w:t xml:space="preserve">889-⁠8550</w:t>
             </w:r>
           </w:p>
           <w:p>
@@ -10968,9 +10472,7 @@
               <w:t xml:space="preserve"> </w:t>
             </w:r>
             <w:r>
-              <w:t xml:space="preserve">319</w:t>
-              <w:noBreakHyphen/>
-              <w:t xml:space="preserve">1000</w:t>
+              <w:t xml:space="preserve">319-⁠1000</w:t>
             </w:r>
           </w:p>
           <w:p>
@@ -11127,9 +10629,7 @@
               <w:t xml:space="preserve"> </w:t>
             </w:r>
             <w:r>
-              <w:t xml:space="preserve">625</w:t>
-              <w:noBreakHyphen/>
-              <w:t xml:space="preserve">9409</w:t>
+              <w:t xml:space="preserve">625-⁠9409</w:t>
             </w:r>
           </w:p>
           <w:p>
@@ -11145,9 +10645,7 @@
               <w:t xml:space="preserve"> </w:t>
             </w:r>
             <w:r>
-              <w:t xml:space="preserve">625</w:t>
-              <w:noBreakHyphen/>
-              <w:t xml:space="preserve">9423</w:t>
+              <w:t xml:space="preserve">625-⁠9423</w:t>
             </w:r>
             <w:r>
               <w:t xml:space="preserve"> </w:t>
@@ -11316,9 +10814,7 @@
               <w:t xml:space="preserve"> </w:t>
             </w:r>
             <w:r>
-              <w:t xml:space="preserve">715</w:t>
-              <w:noBreakHyphen/>
-              <w:t xml:space="preserve">0802</w:t>
+              <w:t xml:space="preserve">715-⁠0802</w:t>
             </w:r>
           </w:p>
           <w:p>
@@ -11497,9 +10993,7 @@
               <w:t xml:space="preserve"> </w:t>
             </w:r>
             <w:r>
-              <w:t xml:space="preserve">549</w:t>
-              <w:noBreakHyphen/>
-              <w:t xml:space="preserve">2500</w:t>
+              <w:t xml:space="preserve">549-⁠2500</w:t>
             </w:r>
           </w:p>
           <w:p>
@@ -11702,9 +11196,7 @@
           <w:b/>
           <w:bCs/>
         </w:rPr>
-        <w:t xml:space="preserve">8</w:t>
-        <w:noBreakHyphen/>
-        <w:t xml:space="preserve">112</w:t>
+        <w:t xml:space="preserve">8-⁠112</w:t>
       </w:r>
     </w:p>
     <w:p>
@@ -11810,9 +11302,7 @@
         <w:t xml:space="preserve"> </w:t>
       </w:r>
       <w:r>
-        <w:t xml:space="preserve">8</w:t>
-        <w:noBreakHyphen/>
-        <w:t xml:space="preserve">503.</w:t>
+        <w:t xml:space="preserve">8-⁠503.</w:t>
       </w:r>
     </w:p>
     <w:p>
@@ -11912,9 +11402,7 @@
         <w:t xml:space="preserve"> </w:t>
       </w:r>
       <w:r>
-        <w:t xml:space="preserve">8</w:t>
-        <w:noBreakHyphen/>
-        <w:t xml:space="preserve">112.</w:t>
+        <w:t xml:space="preserve">8-⁠112.</w:t>
       </w:r>
     </w:p>
     <w:p>
@@ -12076,13 +11564,7 @@
         <w:t xml:space="preserve">Coreas v. Bounds</w:t>
       </w:r>
       <w:r>
-        <w:t xml:space="preserve">, No. 8:20-cv</w:t>
-      </w:r>
-      <w:r>
-        <w:noBreakHyphen/>
-      </w:r>
-      <w:r>
-        <w:t xml:space="preserve">0780-TDC, 2020 WL 1663133, at *2 (D. Md. Apr. 3, 2020) (attached as Ex. P) (addressing conditions at local detention centers in Worcester and Howard Counties).</w:t>
+        <w:t xml:space="preserve">, No. 8:20-cv-⁠0780-TDC, 2020 WL 1663133, at *2 (D. Md. Apr. 3, 2020) (attached as Ex. P) (addressing conditions at local detention centers in Worcester and Howard Counties).</w:t>
       </w:r>
     </w:p>
   </w:footnote>
@@ -12114,7 +11596,7 @@
         <w:t xml:space="preserve">An Epicenter of the Pandemic Will Be Jails and Prisons, if Inaction Continues</w:t>
       </w:r>
       <w:r>
-        <w:t xml:space="preserve">, New York Times (Mar. 12, 2020), https://www.nytimes.com/2020/03/16/​opinion/​coronavirus-in-jails.html.</w:t>
+        <w:t xml:space="preserve">, New York Times (Mar. 12, 2020), https://​www.​nytimes.​com/​2020/​03/​16/​opinion/​coronavirus-​in-​jails.​html.</w:t>
       </w:r>
     </w:p>
   </w:footnote>
@@ -12146,13 +11628,7 @@
         <w:t xml:space="preserve">Maryland prison system confirms first coronavirus cases</w:t>
       </w:r>
       <w:r>
-        <w:t xml:space="preserve">, Baltimore Sun (Mar. 30, 2020) https://www.baltimoresun.com/​coronavirus/​bs-md-prison-coronavirus</w:t>
-      </w:r>
-      <w:r>
-        <w:noBreakHyphen/>
-      </w:r>
-      <w:r>
-        <w:t xml:space="preserve">20200330-umznsebnxfhbxcf2yrookepewi-story.html</w:t>
+        <w:t xml:space="preserve">, Baltimore Sun (Mar. 30, 2020) https://​www.​baltimoresun.​com/​coronavirus/​bs-​md-​prison-​coronavirus-⁠20200330-​umznsebnxfhbxcf2yrookepewi-​story.​html</w:t>
       </w:r>
     </w:p>
   </w:footnote>
@@ -12184,19 +11660,7 @@
         <w:t xml:space="preserve">Maryland reports 17 confirmed coronavirus cases inside state’s correctional system</w:t>
       </w:r>
       <w:r>
-        <w:t xml:space="preserve">, Baltimore Sun (Apr. 3, 2020), https://www.baltimoresun.com/​coronavirus/​bs-md</w:t>
-      </w:r>
-      <w:r>
-        <w:noBreakHyphen/>
-      </w:r>
-      <w:r>
-        <w:t xml:space="preserve">17-covid-cases-maryland-prisons</w:t>
-      </w:r>
-      <w:r>
-        <w:noBreakHyphen/>
-      </w:r>
-      <w:r>
-        <w:t xml:space="preserve">20200403-qpkllqmtknasjj5dvwys6ils6y-story.html.</w:t>
+        <w:t xml:space="preserve">, Baltimore Sun (Apr. 3, 2020), https://​www.​baltimoresun.​com/​coronavirus/​bs-​md-⁠17-​covid-​cases-​maryland-​prisons-⁠20200403-​qpkllqmtknasjj5dvwys6ils6y-​story.​html.</w:t>
       </w:r>
     </w:p>
   </w:footnote>
@@ -12228,31 +11692,7 @@
         <w:t xml:space="preserve">As inmates in D.C., Maryland and Virginia test positive for the coronavirus, jail officials scramble to reduce the risk</w:t>
       </w:r>
       <w:r>
-        <w:t xml:space="preserve">, Washington Post (Apr. 1, 2020), https://www.washingtonpost.com/​local/​public-safety/​as-inmates-in-dc-maryland-and-virginia-test-positive-for-the-coronavirus-jail-officials-scramble-to-reduce-the-risk/2020/04/01/​b0d9cfd8</w:t>
-      </w:r>
-      <w:r>
-        <w:noBreakHyphen/>
-      </w:r>
-      <w:r>
-        <w:t xml:space="preserve">7363</w:t>
-      </w:r>
-      <w:r>
-        <w:noBreakHyphen/>
-      </w:r>
-      <w:r>
-        <w:t xml:space="preserve">11ea</w:t>
-      </w:r>
-      <w:r>
-        <w:noBreakHyphen/>
-      </w:r>
-      <w:r>
-        <w:t xml:space="preserve">85cb</w:t>
-      </w:r>
-      <w:r>
-        <w:noBreakHyphen/>
-      </w:r>
-      <w:r>
-        <w:t xml:space="preserve">8670579b863d_story.html;</w:t>
+        <w:t xml:space="preserve">, Washington Post (Apr. 1, 2020), https://​www.​washingtonpost.​com/​local/​public-​safety/​as-​inmates-​in-​dc-​maryland-​and-​virginia-​test-​positive-​for-​the-​coronavirus-​jail-​officials-​scramble-​to-​reduce-​the-​risk/​2020/​04/​01/​b0d9cfd8-⁠7363-⁠11ea-⁠85cb-⁠8670579b863d_story.​html;</w:t>
       </w:r>
       <w:r>
         <w:t xml:space="preserve"> </w:t>
@@ -12299,13 +11739,7 @@
         <w:t xml:space="preserve"> </w:t>
       </w:r>
       <w:r>
-        <w:t xml:space="preserve">“Overview of COVID</w:t>
-      </w:r>
-      <w:r>
-        <w:noBreakHyphen/>
-      </w:r>
-      <w:r>
-        <w:t xml:space="preserve">19 Response at State Agencies and USM Schools,”</w:t>
+        <w:t xml:space="preserve">“Overview of COVID-⁠19 Response at State Agencies and USM Schools,”</w:t>
       </w:r>
       <w:r>
         <w:t xml:space="preserve"> </w:t>
@@ -12317,13 +11751,7 @@
         <w:t xml:space="preserve">“AFSCME Letter”</w:t>
       </w:r>
       <w:r>
-        <w:t xml:space="preserve">), available at https://www.afscmemd.org/​system/​files/​overview_covid</w:t>
-      </w:r>
-      <w:r>
-        <w:noBreakHyphen/>
-      </w:r>
-      <w:r>
-        <w:t xml:space="preserve">19_response_3_27_20.pdf.</w:t>
+        <w:t xml:space="preserve">), available at https://​www.​afscmemd.​org/​system/​files/​overview_covid-⁠19_response_3_27_20.​pdf.</w:t>
       </w:r>
     </w:p>
   </w:footnote>
@@ -12438,13 +11866,7 @@
         <w:t xml:space="preserve">“Suter Decl.”</w:t>
       </w:r>
       <w:r>
-        <w:t xml:space="preserve">) at ¶¶ 4</w:t>
-      </w:r>
-      <w:r>
-        <w:noBreakHyphen/>
-      </w:r>
-      <w:r>
-        <w:t xml:space="preserve">8.</w:t>
+        <w:t xml:space="preserve">) at ¶¶ 4-⁠8.</w:t>
       </w:r>
     </w:p>
   </w:footnote>
@@ -12463,19 +11885,7 @@
         <w:t xml:space="preserve"> </w:t>
       </w:r>
       <w:r>
-        <w:t xml:space="preserve">E. Young Decl. ¶¶4</w:t>
-      </w:r>
-      <w:r>
-        <w:noBreakHyphen/>
-      </w:r>
-      <w:r>
-        <w:t xml:space="preserve">8; Hazelton Decl. ¶¶ 9</w:t>
-      </w:r>
-      <w:r>
-        <w:noBreakHyphen/>
-      </w:r>
-      <w:r>
-        <w:t xml:space="preserve">16.</w:t>
+        <w:t xml:space="preserve">E. Young Decl. ¶¶4-⁠8; Hazelton Decl. ¶¶ 9-⁠16.</w:t>
       </w:r>
     </w:p>
   </w:footnote>
@@ -12580,25 +11990,7 @@
         <w:t xml:space="preserve">Coronavirus Declared Pandemic by World Health Organization</w:t>
       </w:r>
       <w:r>
-        <w:t xml:space="preserve">, Wall Street Journal (Mar. 11, 2020), https://www.wsj.com/​articles/​u-s-coronavirus-cases-top</w:t>
-      </w:r>
-      <w:r>
-        <w:noBreakHyphen/>
-      </w:r>
-      <w:r>
-        <w:t xml:space="preserve">1</w:t>
-      </w:r>
-      <w:r>
-        <w:noBreakHyphen/>
-      </w:r>
-      <w:r>
-        <w:t xml:space="preserve">000</w:t>
-      </w:r>
-      <w:r>
-        <w:noBreakHyphen/>
-      </w:r>
-      <w:r>
-        <w:t xml:space="preserve">11583917794.</w:t>
+        <w:t xml:space="preserve">, Wall Street Journal (Mar. 11, 2020), https://​www.​wsj.​com/​articles/​u-​s-​coronavirus-​cases-​top-⁠1-⁠000-⁠11583917794.</w:t>
       </w:r>
     </w:p>
   </w:footnote>
@@ -12627,17 +12019,7 @@
           <w:i/>
           <w:iCs/>
         </w:rPr>
-        <w:t xml:space="preserve">World Health Organization Declares COVID</w:t>
-      </w:r>
-      <w:r>
-        <w:noBreakHyphen/>
-      </w:r>
-      <w:r>
-        <w:rPr>
-          <w:i/>
-          <w:iCs/>
-        </w:rPr>
-        <w:t xml:space="preserve">19 a</w:t>
+        <w:t xml:space="preserve">World Health Organization Declares COVID-⁠19 a</w:t>
       </w:r>
       <w:r>
         <w:rPr>
@@ -12668,7 +12050,7 @@
         <w:t xml:space="preserve">Here’s What That Means</w:t>
       </w:r>
       <w:r>
-        <w:t xml:space="preserve">, Time (Mar. 11, 2020), https://time.com/5791661/​who-coronavirus-pandemic-declaration/.</w:t>
+        <w:t xml:space="preserve">, Time (Mar. 11, 2020), https://​time.​com/​5791661/​who-​coronavirus-​pandemic-​declaration/​.</w:t>
       </w:r>
     </w:p>
   </w:footnote>
@@ -12709,7 +12091,7 @@
         <w:t xml:space="preserve"> </w:t>
       </w:r>
       <w:r>
-        <w:t xml:space="preserve">New York Times, https://www.nytimes.com/​interactive/2020/​us/​coronavirus-us-cases.html#g-cases-by-county (last accessed Apr. 6, 2020).</w:t>
+        <w:t xml:space="preserve">New York Times, https://​www.​nytimes.​com/​interactive/​2020/​us/​coronavirus-​us-​cases.​html#g-​cases-​by-​county (last accessed Apr. 6, 2020).</w:t>
       </w:r>
     </w:p>
   </w:footnote>
@@ -12741,13 +12123,7 @@
         <w:t xml:space="preserve">U.S. Coronavirus Cases Surpass Those of China, Italy</w:t>
       </w:r>
       <w:r>
-        <w:t xml:space="preserve">, Wall Street Journal (Mar. 27, 2020), https://www.wsj.com/​articles/​governments-clamp-down-as-coronavirus-infections-surge</w:t>
-      </w:r>
-      <w:r>
-        <w:noBreakHyphen/>
-      </w:r>
-      <w:r>
-        <w:t xml:space="preserve">11585218656.</w:t>
+        <w:t xml:space="preserve">, Wall Street Journal (Mar. 27, 2020), https://​www.​wsj.​com/​articles/​governments-​clamp-​down-​as-​coronavirus-​infections-​surge-⁠11585218656.</w:t>
       </w:r>
     </w:p>
   </w:footnote>
@@ -12779,37 +12155,7 @@
         <w:t xml:space="preserve">Trump projects up to 240,000 coronavirus deaths in U.S., even with mitigation efforts</w:t>
       </w:r>
       <w:r>
-        <w:t xml:space="preserve">, Washington Post (Mar. 31, 2020), https://www.washingtonpost.com/​politics/​trump-white-house-projects-up-to</w:t>
-      </w:r>
-      <w:r>
-        <w:noBreakHyphen/>
-      </w:r>
-      <w:r>
-        <w:t xml:space="preserve">240000-coronavirus-deaths-in-us-even-with-mitigation-efforts/2020/03/31/62df5344</w:t>
-      </w:r>
-      <w:r>
-        <w:noBreakHyphen/>
-      </w:r>
-      <w:r>
-        <w:t xml:space="preserve">7367</w:t>
-      </w:r>
-      <w:r>
-        <w:noBreakHyphen/>
-      </w:r>
-      <w:r>
-        <w:t xml:space="preserve">11ea</w:t>
-      </w:r>
-      <w:r>
-        <w:noBreakHyphen/>
-      </w:r>
-      <w:r>
-        <w:t xml:space="preserve">87da</w:t>
-      </w:r>
-      <w:r>
-        <w:noBreakHyphen/>
-      </w:r>
-      <w:r>
-        <w:t xml:space="preserve">77a8136c1a6d_story.html.</w:t>
+        <w:t xml:space="preserve">, Washington Post (Mar. 31, 2020), https://​www.​washingtonpost.​com/​politics/​trump-​white-​house-​projects-​up-​to-⁠240000-​coronavirus-​deaths-​in-​us-​even-​with-​mitigation-​efforts/​2020/​03/​31/​62df5344-⁠7367-⁠11ea-⁠87da-⁠77a8136c1a6d_story.​html.</w:t>
       </w:r>
     </w:p>
   </w:footnote>
@@ -12838,7 +12184,7 @@
         <w:t xml:space="preserve"> </w:t>
       </w:r>
       <w:r>
-        <w:t xml:space="preserve">Maryland Dep’t of Health Coronavirus Disease 2019, http://coronavirus.maryland.gov (last accessed Apr. 5, 2020).</w:t>
+        <w:t xml:space="preserve">Maryland Dep’t of Health Coronavirus Disease 2019, http://​coronavirus.​maryland.​gov (last accessed Apr. 5, 2020).</w:t>
       </w:r>
     </w:p>
   </w:footnote>
@@ -12893,13 +12239,7 @@
         <w:t xml:space="preserve">First three coronavirus cases confirmed in Maryland, all in Montgomery County; Hogan declares state of emergency</w:t>
       </w:r>
       <w:r>
-        <w:t xml:space="preserve">, The Baltimore Sun (Mar. 6, 2020), https://www.baltimoresun.com/​coronavirus/​bs-hs-coronavirus-wrap-up</w:t>
-      </w:r>
-      <w:r>
-        <w:noBreakHyphen/>
-      </w:r>
-      <w:r>
-        <w:t xml:space="preserve">20200306-ipbh7t5r4zhxpidx3kgeiq3seu-story.html.</w:t>
+        <w:t xml:space="preserve">, The Baltimore Sun (Mar. 6, 2020), https://​www.​baltimoresun.​com/​coronavirus/​bs-​hs-​coronavirus-​wrap-​up-⁠20200306-​ipbh7t5r4zhxpidx3kgeiq3seu-​story.​html.</w:t>
       </w:r>
     </w:p>
   </w:footnote>
@@ -12931,7 +12271,7 @@
         <w:t xml:space="preserve">Trump Declared an Emergency Over Coronavirus. Here’s What It Can Do.</w:t>
       </w:r>
       <w:r>
-        <w:t xml:space="preserve">, New York Times (Mar. 13, 2020), https://www.nytimes.com/2020/03/13/​us/​politics/​coronavirus-national-emergency.html.</w:t>
+        <w:t xml:space="preserve">, New York Times (Mar. 13, 2020), https://​www.​nytimes.​com/​2020/​03/​13/​us/​politics/​coronavirus-​national-​emergency.​html.</w:t>
       </w:r>
     </w:p>
   </w:footnote>
@@ -12956,49 +12296,7 @@
         <w:t xml:space="preserve">“Hogan Order”</w:t>
       </w:r>
       <w:r>
-        <w:t xml:space="preserve">), No. 20</w:t>
-      </w:r>
-      <w:r>
-        <w:noBreakHyphen/>
-      </w:r>
-      <w:r>
-        <w:t xml:space="preserve">03</w:t>
-      </w:r>
-      <w:r>
-        <w:noBreakHyphen/>
-      </w:r>
-      <w:r>
-        <w:t xml:space="preserve">30</w:t>
-      </w:r>
-      <w:r>
-        <w:noBreakHyphen/>
-      </w:r>
-      <w:r>
-        <w:t xml:space="preserve">01 (Mar. 30, 2020), available at https://context-cdn.washingtonpost.com/​notes/​prod/​default/​documents/​fe7f3c1f</w:t>
-      </w:r>
-      <w:r>
-        <w:noBreakHyphen/>
-      </w:r>
-      <w:r>
-        <w:t xml:space="preserve">018c</w:t>
-      </w:r>
-      <w:r>
-        <w:noBreakHyphen/>
-      </w:r>
-      <w:r>
-        <w:t xml:space="preserve">43f0-aa81</w:t>
-      </w:r>
-      <w:r>
-        <w:noBreakHyphen/>
-      </w:r>
-      <w:r>
-        <w:t xml:space="preserve">99ce230b1a79/​note/5add430e-c774</w:t>
-      </w:r>
-      <w:r>
-        <w:noBreakHyphen/>
-      </w:r>
-      <w:r>
-        <w:t xml:space="preserve">4ddf-babc-dfbd199c1e3b.#page=1.</w:t>
+        <w:t xml:space="preserve">), No. 20-⁠03-⁠30-⁠01 (Mar. 30, 2020), available at https://​context-​cdn.​washingtonpost.​com/​notes/​prod/​default/​documents/​fe7f3c1f-⁠018c-⁠43f0-​aa81-⁠99ce230b1a79/​note/​5add430e-​c774-⁠4ddf-​babc-​dfbd199c1e3b.#page=1.</w:t>
       </w:r>
     </w:p>
   </w:footnote>
@@ -13027,17 +12325,7 @@
           <w:i/>
           <w:iCs/>
         </w:rPr>
-        <w:t xml:space="preserve">Interim Guidance on Management of Coronavirus Disease 2019 (COVID</w:t>
-      </w:r>
-      <w:r>
-        <w:noBreakHyphen/>
-      </w:r>
-      <w:r>
-        <w:rPr>
-          <w:i/>
-          <w:iCs/>
-        </w:rPr>
-        <w:t xml:space="preserve">19) in Correctional and Detention Facilities</w:t>
+        <w:t xml:space="preserve">Interim Guidance on Management of Coronavirus Disease 2019 (COVID-⁠19) in Correctional and Detention Facilities</w:t>
       </w:r>
       <w:r>
         <w:t xml:space="preserve"> </w:t>
@@ -13049,7 +12337,7 @@
         <w:t xml:space="preserve">“CDC Guidance”</w:t>
       </w:r>
       <w:r>
-        <w:t xml:space="preserve">) (Mar. 23, 2020), https://www.cdc.gov/​coronavirus/2019-ncov/​community/​correction-detention/​guidance-correctional-detention.html.</w:t>
+        <w:t xml:space="preserve">) (Mar. 23, 2020), https://​www.​cdc.​gov/​coronavirus/​2019-​ncov/​community/​correction-​detention/​guidance-​correctional-​detention.​html.</w:t>
       </w:r>
     </w:p>
   </w:footnote>
@@ -13078,29 +12366,13 @@
           <w:i/>
           <w:iCs/>
         </w:rPr>
-        <w:t xml:space="preserve">Q&amp;A on coronavirus (COVID</w:t>
-      </w:r>
-      <w:r>
-        <w:noBreakHyphen/>
-      </w:r>
-      <w:r>
-        <w:rPr>
-          <w:i/>
-          <w:iCs/>
-        </w:rPr>
-        <w:t xml:space="preserve">19)</w:t>
-      </w:r>
-      <w:r>
-        <w:t xml:space="preserve">, https://www.who.int/​news-room/​q-a-detail/​q-a-coronaviruses (</w:t>
-      </w:r>
-      <w:r>
-        <w:t xml:space="preserve">“To date, there is no vaccine and no specific antiviral medicine to prevent or treat COVID</w:t>
-      </w:r>
-      <w:r>
-        <w:noBreakHyphen/>
-      </w:r>
-      <w:r>
-        <w:t xml:space="preserve">2019.”</w:t>
+        <w:t xml:space="preserve">Q&amp;A on coronavirus (COVID-⁠19)</w:t>
+      </w:r>
+      <w:r>
+        <w:t xml:space="preserve">, https://​www.​who.​int/​news-​room/​q-​a-​detail/​q-​a-​coronaviruses (</w:t>
+      </w:r>
+      <w:r>
+        <w:t xml:space="preserve">“To date, there is no vaccine and no specific antiviral medicine to prevent or treat COVID-⁠2019.”</w:t>
       </w:r>
       <w:r>
         <w:t xml:space="preserve">); Declaration of Dr. Robert B. Greifinger at ¶ 8, ECF No. 4,</w:t>
@@ -13116,22 +12388,10 @@
         <w:t xml:space="preserve">Dawson v. Asher</w:t>
       </w:r>
       <w:r>
-        <w:t xml:space="preserve">, 2:20-cv</w:t>
-      </w:r>
-      <w:r>
-        <w:noBreakHyphen/>
-      </w:r>
-      <w:r>
-        <w:t xml:space="preserve">00409-JLR-MAT (W.D. Wash.) (</w:t>
-      </w:r>
-      <w:r>
-        <w:t xml:space="preserve">“Social distancing and hand hygiene are the only known ways to prevent the rapid spread of COVID</w:t>
-      </w:r>
-      <w:r>
-        <w:noBreakHyphen/>
-      </w:r>
-      <w:r>
-        <w:t xml:space="preserve">19.”</w:t>
+        <w:t xml:space="preserve">, 2:20-cv-⁠00409-JLR-MAT (W.D. Wash.) (</w:t>
+      </w:r>
+      <w:r>
+        <w:t xml:space="preserve">“Social distancing and hand hygiene are the only known ways to prevent the rapid spread of COVID-⁠19.”</w:t>
       </w:r>
       <w:r>
         <w:t xml:space="preserve">).</w:t>
@@ -13166,7 +12426,7 @@
         <w:t xml:space="preserve">Coronavirus, Social Distancing and Self-Quarantine</w:t>
       </w:r>
       <w:r>
-        <w:t xml:space="preserve">, https://cutt.ly/​VtYYiDG.</w:t>
+        <w:t xml:space="preserve">, https://​cutt.​ly/​VtYYiDG.</w:t>
       </w:r>
     </w:p>
   </w:footnote>
@@ -13208,13 +12468,7 @@
         <w:t xml:space="preserve">Dawson v. Asher</w:t>
       </w:r>
       <w:r>
-        <w:t xml:space="preserve">, 2:20-cv</w:t>
-      </w:r>
-      <w:r>
-        <w:noBreakHyphen/>
-      </w:r>
-      <w:r>
-        <w:t xml:space="preserve">00409-JLR-MAT (W.D. Wash. Mar. 16, 2020) [hereinafter</w:t>
+        <w:t xml:space="preserve">, 2:20-cv-⁠00409-JLR-MAT (W.D. Wash. Mar. 16, 2020) [hereinafter</w:t>
       </w:r>
       <w:r>
         <w:t xml:space="preserve"> </w:t>
@@ -13281,20 +12535,10 @@
           <w:i/>
           <w:iCs/>
         </w:rPr>
-        <w:t xml:space="preserve">Incidence, clinical characteristics and prognostic factor of patients with COVID</w:t>
-      </w:r>
-      <w:r>
-        <w:noBreakHyphen/>
-      </w:r>
-      <w:r>
-        <w:rPr>
-          <w:i/>
-          <w:iCs/>
-        </w:rPr>
-        <w:t xml:space="preserve">19: a systematic review and meta-analysis</w:t>
-      </w:r>
-      <w:r>
-        <w:t xml:space="preserve">, medRxiv (preprint) (Mar. 20, 2020), available at https://www.medrxiv.org/​content/10.1101/2020.03.17.20037572v1.</w:t>
+        <w:t xml:space="preserve">Incidence, clinical characteristics and prognostic factor of patients with COVID-⁠19: a systematic review and meta-analysis</w:t>
+      </w:r>
+      <w:r>
+        <w:t xml:space="preserve">, medRxiv (preprint) (Mar. 20, 2020), available at https://​www.​medrxiv.​org/​content/​10.​1101/​2020.​03.​17.​20037572v1.</w:t>
       </w:r>
     </w:p>
   </w:footnote>
@@ -13317,20 +12561,10 @@
           <w:i/>
           <w:iCs/>
         </w:rPr>
-        <w:t xml:space="preserve">Age, Sex, Existing Conditions of COVID</w:t>
-      </w:r>
-      <w:r>
-        <w:noBreakHyphen/>
-      </w:r>
-      <w:r>
-        <w:rPr>
-          <w:i/>
-          <w:iCs/>
-        </w:rPr>
-        <w:t xml:space="preserve">19 Cases and Deaths</w:t>
-      </w:r>
-      <w:r>
-        <w:t xml:space="preserve">, https://www.worldometers.info/​coronavirus/​coronavirus-age-sex-demographics/ (data analysis based on WHO-China Joint Mission Report).</w:t>
+        <w:t xml:space="preserve">Age, Sex, Existing Conditions of COVID-⁠19 Cases and Deaths</w:t>
+      </w:r>
+      <w:r>
+        <w:t xml:space="preserve">, https://​www.​worldometers.​info/​coronavirus/​coronavirus-​age-​sex-​demographics/ (data analysis based on WHO-China Joint Mission Report).</w:t>
       </w:r>
     </w:p>
   </w:footnote>
@@ -13359,26 +12593,10 @@
           <w:i/>
           <w:iCs/>
         </w:rPr>
-        <w:t xml:space="preserve">Coronavirus disease (COVID</w:t>
-      </w:r>
-      <w:r>
-        <w:noBreakHyphen/>
-      </w:r>
-      <w:r>
-        <w:rPr>
-          <w:i/>
-          <w:iCs/>
-        </w:rPr>
-        <w:t xml:space="preserve">19) advice for the public: Myth busters</w:t>
-      </w:r>
-      <w:r>
-        <w:t xml:space="preserve">, https://www.who.int/​emergencies/​diseases/​novel-coronavirus</w:t>
-      </w:r>
-      <w:r>
-        <w:noBreakHyphen/>
-      </w:r>
-      <w:r>
-        <w:t xml:space="preserve">2019/​advice-for-public/​myth-busters (</w:t>
+        <w:t xml:space="preserve">Coronavirus disease (COVID-⁠19) advice for the public: Myth busters</w:t>
+      </w:r>
+      <w:r>
+        <w:t xml:space="preserve">, https://​www.​who.​int/​emergencies/​diseases/​novel-​coronavirus-⁠2019/​advice-​for-​public/​myth-​busters (</w:t>
       </w:r>
       <w:r>
         <w:t xml:space="preserve">“Older people, and people with pre-existing medical conditions (such as asthma, diabetes, heart disease) appear to be more vulnerable to becoming severely ill with the virus.”</w:t>
@@ -13413,41 +12631,13 @@
           <w:i/>
           <w:iCs/>
         </w:rPr>
-        <w:t xml:space="preserve">Report of the WHO-China Joint Mission on Coronavirus Disease 2019 (COVID</w:t>
-      </w:r>
-      <w:r>
-        <w:noBreakHyphen/>
-      </w:r>
-      <w:r>
-        <w:rPr>
-          <w:i/>
-          <w:iCs/>
-        </w:rPr>
-        <w:t xml:space="preserve">19)</w:t>
-      </w:r>
-      <w:r>
-        <w:t xml:space="preserve"> </w:t>
-      </w:r>
-      <w:r>
-        <w:t xml:space="preserve">(Feb. 28, 2020), at 12, available at https://www.who.int/​publications-detail/​report-of-the-who-china-joint-mission-on-coronavirus-disease</w:t>
-      </w:r>
-      <w:r>
-        <w:noBreakHyphen/>
-      </w:r>
-      <w:r>
-        <w:t xml:space="preserve">2019-(covid</w:t>
-      </w:r>
-      <w:r>
-        <w:noBreakHyphen/>
-      </w:r>
-      <w:r>
-        <w:t xml:space="preserve">19) (finding fatality rates for patients with COVID</w:t>
-      </w:r>
-      <w:r>
-        <w:noBreakHyphen/>
-      </w:r>
-      <w:r>
-        <w:t xml:space="preserve">19 and co-morbid conditions to be:</w:t>
+        <w:t xml:space="preserve">Report of the WHO-China Joint Mission on Coronavirus Disease 2019 (COVID-⁠19)</w:t>
+      </w:r>
+      <w:r>
+        <w:t xml:space="preserve"> </w:t>
+      </w:r>
+      <w:r>
+        <w:t xml:space="preserve">(Feb. 28, 2020), at 12, available at https://​www.​who.​int/​publications-​detail/​report-​of-​the-​who-​china-​joint-​mission-​on-​coronavirus-​disease-⁠2019-(covid-⁠19) (finding fatality rates for patients with COVID-⁠19 and co-morbid conditions to be:</w:t>
       </w:r>
       <w:r>
         <w:t xml:space="preserve"> </w:t>
@@ -13526,13 +12716,7 @@
         <w:t xml:space="preserve"> </w:t>
       </w:r>
       <w:r>
-        <w:t xml:space="preserve">Letter from Faculty at Johns Hopkins School of Medicine, School of Nursing, and Bloomberg School of Public Health to Hon. Larry Hogan, Gov. of Maryland (Mar. 25, 2020), available at https://bioethics.jhu.edu/​wp-content/​uploads/2019/10/​Johns-Hopkins-faculty-letter-on-COVID</w:t>
-      </w:r>
-      <w:r>
-        <w:noBreakHyphen/>
-      </w:r>
-      <w:r>
-        <w:t xml:space="preserve">19-jails-and-prisons.pdf.</w:t>
+        <w:t xml:space="preserve">Letter from Faculty at Johns Hopkins School of Medicine, School of Nursing, and Bloomberg School of Public Health to Hon. Larry Hogan, Gov. of Maryland (Mar. 25, 2020), available at https://​bioethics.​jhu.​edu/​wp-​content/​uploads/​2019/​10/​Johns-​Hopkins-​faculty-​letter-​on-​COVID-⁠19-​jails-​and-​prisons.​pdf.</w:t>
       </w:r>
     </w:p>
   </w:footnote>
@@ -13736,29 +12920,13 @@
           <w:i/>
           <w:iCs/>
         </w:rPr>
-        <w:t xml:space="preserve">Q&amp;A on coronavirus (COVID</w:t>
-      </w:r>
-      <w:r>
-        <w:noBreakHyphen/>
-      </w:r>
-      <w:r>
-        <w:rPr>
-          <w:i/>
-          <w:iCs/>
-        </w:rPr>
-        <w:t xml:space="preserve">19)</w:t>
-      </w:r>
-      <w:r>
-        <w:t xml:space="preserve">, https://www.who.int/​news-room/​q-a-detail/​q-a-coronaviruses (</w:t>
-      </w:r>
-      <w:r>
-        <w:t xml:space="preserve">“To date, there is no vaccine and no specific antiviral medicine to prevent or treat COVID</w:t>
-      </w:r>
-      <w:r>
-        <w:noBreakHyphen/>
-      </w:r>
-      <w:r>
-        <w:t xml:space="preserve">2019.”</w:t>
+        <w:t xml:space="preserve">Q&amp;A on coronavirus (COVID-⁠19)</w:t>
+      </w:r>
+      <w:r>
+        <w:t xml:space="preserve">, https://​www.​who.​int/​news-​room/​q-​a-​detail/​q-​a-​coronaviruses (</w:t>
+      </w:r>
+      <w:r>
+        <w:t xml:space="preserve">“To date, there is no vaccine and no specific antiviral medicine to prevent or treat COVID-⁠2019.”</w:t>
       </w:r>
       <w:r>
         <w:t xml:space="preserve">) (last accessed Apr. 6, 2020); Declaration of Dr. Robert B. Greifinger at ¶ 8, ECF No. 4,</w:t>
@@ -13774,22 +12942,10 @@
         <w:t xml:space="preserve">Coreas v. Bounds</w:t>
       </w:r>
       <w:r>
-        <w:t xml:space="preserve">, 8:20-cv</w:t>
-      </w:r>
-      <w:r>
-        <w:noBreakHyphen/>
-      </w:r>
-      <w:r>
-        <w:t xml:space="preserve">00780 (D. Md. Apr. 1, 2020) (</w:t>
-      </w:r>
-      <w:r>
-        <w:t xml:space="preserve">“Social distancing and hand hygiene are the only known ways to prevent the rapid spread of COVID</w:t>
-      </w:r>
-      <w:r>
-        <w:noBreakHyphen/>
-      </w:r>
-      <w:r>
-        <w:t xml:space="preserve">19.”</w:t>
+        <w:t xml:space="preserve">, 8:20-cv-⁠00780 (D. Md. Apr. 1, 2020) (</w:t>
+      </w:r>
+      <w:r>
+        <w:t xml:space="preserve">“Social distancing and hand hygiene are the only known ways to prevent the rapid spread of COVID-⁠19.”</w:t>
       </w:r>
       <w:r>
         <w:t xml:space="preserve">); Beyrer Decl. ¶ 22 (</w:t>
@@ -13836,20 +12992,10 @@
           <w:i/>
           <w:iCs/>
         </w:rPr>
-        <w:t xml:space="preserve">How COVID</w:t>
-      </w:r>
-      <w:r>
-        <w:noBreakHyphen/>
-      </w:r>
-      <w:r>
-        <w:rPr>
-          <w:i/>
-          <w:iCs/>
-        </w:rPr>
-        <w:t xml:space="preserve">19 Spreads</w:t>
-      </w:r>
-      <w:r>
-        <w:t xml:space="preserve">, https://www.cdc.gov/​coronavirus/2019-ncov/​prevent-getting-sick/​how-covid-spreads.html?CDC_AA_refVal=https%3A%2F%2Fwww.cdc.gov%2Fcoronavirus%2F2019-ncov%2Fprepare%2Ftransmission.html (last accessed Apr. 5, 2020);</w:t>
+        <w:t xml:space="preserve">How COVID-⁠19 Spreads</w:t>
+      </w:r>
+      <w:r>
+        <w:t xml:space="preserve">, https://​www.​cdc.​gov/​coronavirus/​2019-​ncov/​prevent-​getting-​sick/​how-​covid-​spreads.​html?​CDC_AA_refVal=https%3A%2F%2Fwww.​cdc.​gov%2Fcoronavirus%2F2019-​ncov%2Fprepare%2Ftransmission.​html (last accessed Apr. 5, 2020);</w:t>
       </w:r>
       <w:r>
         <w:t xml:space="preserve"> </w:t>
@@ -13914,7 +13060,7 @@
         <w:t xml:space="preserve"> </w:t>
       </w:r>
       <w:r>
-        <w:t xml:space="preserve">Washington Post (Mar. 14, 2020), https://www.washingtonpost.com/​graphics/2020/​world/​corona-simulator/.</w:t>
+        <w:t xml:space="preserve">Washington Post (Mar. 14, 2020), https://​www.​washingtonpost.​com/​graphics/​2020/​world/​corona-​simulator/​.</w:t>
       </w:r>
     </w:p>
   </w:footnote>
@@ -13943,23 +13089,13 @@
           <w:i/>
           <w:iCs/>
         </w:rPr>
-        <w:t xml:space="preserve">Interim Guidance for Administrators of US K</w:t>
-      </w:r>
-      <w:r>
-        <w:noBreakHyphen/>
-      </w:r>
-      <w:r>
-        <w:rPr>
-          <w:i/>
-          <w:iCs/>
-        </w:rPr>
-        <w:t xml:space="preserve">12 Schools and Child Care Programs</w:t>
-      </w:r>
-      <w:r>
-        <w:t xml:space="preserve"> </w:t>
-      </w:r>
-      <w:r>
-        <w:t xml:space="preserve">(Mar. 25, 2020), available at https://www.cdc.gov/​coronavirus/2019-ncov/​community/​schools-childcare/​guidance-for-schools-h.pdf.</w:t>
+        <w:t xml:space="preserve">Interim Guidance for Administrators of US K-⁠12 Schools and Child Care Programs</w:t>
+      </w:r>
+      <w:r>
+        <w:t xml:space="preserve"> </w:t>
+      </w:r>
+      <w:r>
+        <w:t xml:space="preserve">(Mar. 25, 2020), available at https://​www.​cdc.​gov/​coronavirus/​2019-​ncov/​community/​schools-​childcare/​guidance-​for-​schools-​h.​pdf.</w:t>
       </w:r>
     </w:p>
   </w:footnote>
@@ -13988,20 +13124,10 @@
           <w:i/>
           <w:iCs/>
         </w:rPr>
-        <w:t xml:space="preserve">Interim Guidance for Administrators and Leaders of Community- and Faith-Based Organizations to Plan, Prepare, and Respond to Coronavirus Disease 2019 (COVID</w:t>
-      </w:r>
-      <w:r>
-        <w:noBreakHyphen/>
-      </w:r>
-      <w:r>
-        <w:rPr>
-          <w:i/>
-          <w:iCs/>
-        </w:rPr>
-        <w:t xml:space="preserve">19)</w:t>
-      </w:r>
-      <w:r>
-        <w:t xml:space="preserve">, https://www.cdc.gov/​coronavirus/2019-ncov/​community/​organizations/​guidance-community-faith-organizations.html (last accessed Apr. 5, 2020).</w:t>
+        <w:t xml:space="preserve">Interim Guidance for Administrators and Leaders of Community- and Faith-Based Organizations to Plan, Prepare, and Respond to Coronavirus Disease 2019 (COVID-⁠19)</w:t>
+      </w:r>
+      <w:r>
+        <w:t xml:space="preserve">, https://​www.​cdc.​gov/​coronavirus/​2019-​ncov/​community/​organizations/​guidance-​community-​faith-​organizations.​html (last accessed Apr. 5, 2020).</w:t>
       </w:r>
     </w:p>
   </w:footnote>
@@ -14030,20 +13156,10 @@
           <w:i/>
           <w:iCs/>
         </w:rPr>
-        <w:t xml:space="preserve">Interim Guidance for Businesses and Employers to Plan and Respond to Coronavirus Disease 2019 (COVID</w:t>
-      </w:r>
-      <w:r>
-        <w:noBreakHyphen/>
-      </w:r>
-      <w:r>
-        <w:rPr>
-          <w:i/>
-          <w:iCs/>
-        </w:rPr>
-        <w:t xml:space="preserve">19)</w:t>
-      </w:r>
-      <w:r>
-        <w:t xml:space="preserve">, https://www.cdc.gov/​coronavirus/2019-ncov/​community/​guidance-business-response.html (last accessed Apr. 5, 2020).</w:t>
+        <w:t xml:space="preserve">Interim Guidance for Businesses and Employers to Plan and Respond to Coronavirus Disease 2019 (COVID-⁠19)</w:t>
+      </w:r>
+      <w:r>
+        <w:t xml:space="preserve">, https://​www.​cdc.​gov/​coronavirus/​2019-​ncov/​community/​guidance-​business-​response.​html (last accessed Apr. 5, 2020).</w:t>
       </w:r>
     </w:p>
   </w:footnote>
@@ -14075,7 +13191,7 @@
         <w:t xml:space="preserve">Coronavirus and State Legislatures in the News</w:t>
       </w:r>
       <w:r>
-        <w:t xml:space="preserve">, https://www.ncsl.org/​research/​about-state-legislatures/​coronavirus-and-state-legislatures-in-the-news.aspx (last accessed Apr. 5, 2020).</w:t>
+        <w:t xml:space="preserve">, https://​www.​ncsl.​org/​research/​about-​state-​legislatures/​coronavirus-​and-​state-​legislatures-​in-​the-​news.​aspx (last accessed Apr. 5, 2020).</w:t>
       </w:r>
     </w:p>
   </w:footnote>
@@ -14142,13 +13258,7 @@
         <w:t xml:space="preserve"> </w:t>
       </w:r>
       <w:r>
-        <w:t xml:space="preserve">Nat’l Comm’n on Correctional Health Care, COVID</w:t>
-      </w:r>
-      <w:r>
-        <w:noBreakHyphen/>
-      </w:r>
-      <w:r>
-        <w:t xml:space="preserve">19 Weekly Roundtable for Law Enforcement and Correctional Health Care (Mar. 27, 2020), https://www.ncchc.org/​filebin/​COVID/​COVID19_Roundtable_Week_2_March_27.pdf.</w:t>
+        <w:t xml:space="preserve">Nat’l Comm’n on Correctional Health Care, COVID-⁠19 Weekly Roundtable for Law Enforcement and Correctional Health Care (Mar. 27, 2020), https://​www.​ncchc.​org/​filebin/​COVID/​COVID19_Roundtable_Week_2_March_27.​pdf.</w:t>
       </w:r>
     </w:p>
   </w:footnote>
@@ -14193,20 +13303,10 @@
           <w:i/>
           <w:iCs/>
         </w:rPr>
-        <w:t xml:space="preserve">COVID</w:t>
-      </w:r>
-      <w:r>
-        <w:noBreakHyphen/>
-      </w:r>
-      <w:r>
-        <w:rPr>
-          <w:i/>
-          <w:iCs/>
-        </w:rPr>
-        <w:t xml:space="preserve">19 and Cruise Ship Travel</w:t>
-      </w:r>
-      <w:r>
-        <w:t xml:space="preserve">, https://wwwnc.cdc.gov/​travel/​notices/​warning/​coronavirus-cruise-ship (last accessed Apr. 5, 2020).</w:t>
+        <w:t xml:space="preserve">COVID-⁠19 and Cruise Ship Travel</w:t>
+      </w:r>
+      <w:r>
+        <w:t xml:space="preserve">, https://​wwwnc.​cdc.​gov/​travel/​notices/​warning/​coronavirus-​cruise-​ship (last accessed Apr. 5, 2020).</w:t>
       </w:r>
     </w:p>
   </w:footnote>
@@ -14247,20 +13347,10 @@
           <w:i/>
           <w:iCs/>
         </w:rPr>
-        <w:t xml:space="preserve">Preparing for COVID</w:t>
-      </w:r>
-      <w:r>
-        <w:noBreakHyphen/>
-      </w:r>
-      <w:r>
-        <w:rPr>
-          <w:i/>
-          <w:iCs/>
-        </w:rPr>
-        <w:t xml:space="preserve">19: Long-term Care Facilities, Nursing Homes</w:t>
-      </w:r>
-      <w:r>
-        <w:t xml:space="preserve">, https://www.cdc.gov/​coronavirus/2019-ncov/​hcp/​long-term-care.html?CDC_AA_refVal=https%3A%2F%2Fwww.cdc.gov%2Fcoronavirus%2F2019-ncov%2Fhealthcare-facilities%2Fprevent-spread-in-long-term-care-facilities.html (last accessed Apr. 5, 2020).</w:t>
+        <w:t xml:space="preserve">Preparing for COVID-⁠19: Long-term Care Facilities, Nursing Homes</w:t>
+      </w:r>
+      <w:r>
+        <w:t xml:space="preserve">, https://​www.​cdc.​gov/​coronavirus/​2019-​ncov/​hcp/​long-​term-​care.​html?​CDC_AA_refVal=https%3A%2F%2Fwww.​cdc.​gov%2Fcoronavirus%2F2019-​ncov%2Fhealthcare-​facilities%2Fprevent-​spread-​in-​long-​term-​care-​facilities.​html (last accessed Apr. 5, 2020).</w:t>
       </w:r>
     </w:p>
   </w:footnote>
@@ -14289,23 +13379,13 @@
           <w:i/>
           <w:iCs/>
         </w:rPr>
-        <w:t xml:space="preserve">Explainer: Prisons and Jails are Particularly Vulnerable to COVID</w:t>
-      </w:r>
-      <w:r>
-        <w:noBreakHyphen/>
-      </w:r>
-      <w:r>
-        <w:rPr>
-          <w:i/>
-          <w:iCs/>
-        </w:rPr>
-        <w:t xml:space="preserve">19 Outbreaks</w:t>
-      </w:r>
-      <w:r>
-        <w:t xml:space="preserve"> </w:t>
-      </w:r>
-      <w:r>
-        <w:t xml:space="preserve">(Mar. 2020) (emphasis removed) https://thejusticecollaborative.com/​wp-content/​uploads/2020/03/​TJCVulnerabilityofPrisonsandJailstoCOVID19Explainer.pdf.</w:t>
+        <w:t xml:space="preserve">Explainer: Prisons and Jails are Particularly Vulnerable to COVID-⁠19 Outbreaks</w:t>
+      </w:r>
+      <w:r>
+        <w:t xml:space="preserve"> </w:t>
+      </w:r>
+      <w:r>
+        <w:t xml:space="preserve">(Mar. 2020) (emphasis removed) https://​thejusticecollaborative.​com/​wp-​content/​uploads/​2020/​03/​TJCVulnerabilityofPrisonsandJailstoCOVID19Explainer.​pdf.</w:t>
       </w:r>
     </w:p>
   </w:footnote>
@@ -14343,13 +13423,7 @@
         <w:t xml:space="preserve"> </w:t>
       </w:r>
       <w:r>
-        <w:t xml:space="preserve">pandemic outbreak spread dramatically in jails and prisons in 2010, but that strain of virus had a low fatality rate because of the characteristics of the virus—COVID</w:t>
-      </w:r>
-      <w:r>
-        <w:noBreakHyphen/>
-      </w:r>
-      <w:r>
-        <w:t xml:space="preserve">19’s fatality rate is far higher.</w:t>
+        <w:t xml:space="preserve">pandemic outbreak spread dramatically in jails and prisons in 2010, but that strain of virus had a low fatality rate because of the characteristics of the virus—COVID-⁠19’s fatality rate is far higher.</w:t>
       </w:r>
       <w:r>
         <w:t xml:space="preserve"> </w:t>
@@ -14378,7 +13452,7 @@
         <w:t xml:space="preserve">Swine Flu Widespread in Prisons and Jails, but Deaths are Few</w:t>
       </w:r>
       <w:r>
-        <w:t xml:space="preserve">, Prison Legal News (Feb. 15, 2010), https://www.prisonlegalnews.org/​news/2010/​feb/15/​swine-flu-widespread-in-prisons-and-jails-but-deaths-are-few/.</w:t>
+        <w:t xml:space="preserve">, Prison Legal News (Feb. 15, 2010), https://​www.​prisonlegalnews.​org/​news/​2010/​feb/​15/​swine-​flu-​widespread-​in-​prisons-​and-​jails-​but-​deaths-​are-​few/​.</w:t>
       </w:r>
     </w:p>
   </w:footnote>
@@ -14407,25 +13481,7 @@
         <w:t xml:space="preserve"> </w:t>
       </w:r>
       <w:r>
-        <w:t xml:space="preserve">Beyrer Decl. ¶¶ 23</w:t>
-      </w:r>
-      <w:r>
-        <w:noBreakHyphen/>
-      </w:r>
-      <w:r>
-        <w:t xml:space="preserve">36; Benjamin Decl. ¶¶ 29</w:t>
-      </w:r>
-      <w:r>
-        <w:noBreakHyphen/>
-      </w:r>
-      <w:r>
-        <w:t xml:space="preserve">31; Sharfstein Decl. ¶¶ 19</w:t>
-      </w:r>
-      <w:r>
-        <w:noBreakHyphen/>
-      </w:r>
-      <w:r>
-        <w:t xml:space="preserve">25.</w:t>
+        <w:t xml:space="preserve">Beyrer Decl. ¶¶ 23-⁠36; Benjamin Decl. ¶¶ 29-⁠31; Sharfstein Decl. ¶¶ 19-⁠25.</w:t>
       </w:r>
     </w:p>
   </w:footnote>
@@ -14496,7 +13552,7 @@
         <w:t xml:space="preserve">Elderly Prison Population Vulnerable to Potential Coronavirus Outbreak</w:t>
       </w:r>
       <w:r>
-        <w:t xml:space="preserve">, Connecticut Mirror (Mar. 11, 2020), https://ctmirror.org/2020/03/11/​elderly-prison-population-vulnerable-to-potential-coronavirus-outbreak/.</w:t>
+        <w:t xml:space="preserve">, Connecticut Mirror (Mar. 11, 2020), https://​ctmirror.​org/​2020/​03/​11/​elderly-​prison-​population-​vulnerable-​to-​potential-​coronavirus-​outbreak/​.</w:t>
       </w:r>
     </w:p>
   </w:footnote>
@@ -14555,7 +13611,7 @@
         <w:t xml:space="preserve"> </w:t>
       </w:r>
       <w:r>
-        <w:t xml:space="preserve">New York Post (Mar. 19, 2020), https://nypost.com/2020/03/19/​top-rikers-doctor-coronavirus-storm-is-coming/.</w:t>
+        <w:t xml:space="preserve">New York Post (Mar. 19, 2020), https://​nypost.​com/​2020/​03/​19/​top-​rikers-​doctor-​coronavirus-​storm-​is-​coming/​.</w:t>
       </w:r>
     </w:p>
   </w:footnote>
@@ -14595,7 +13651,7 @@
         <w:t xml:space="preserve"> </w:t>
       </w:r>
       <w:r>
-        <w:t xml:space="preserve">(Mar. 5, 2020), available at https://prisonlaw.com/​wp-content/​uploads/2020/03/20.03.14-Prison-Law-Office-to-ADC-re-covid19.pdf.</w:t>
+        <w:t xml:space="preserve">(Mar. 5, 2020), available at https://​prisonlaw.​com/​wp-​content/​uploads/​2020/​03/​20.​03.​14-​Prison-​Law-​Office-​to-​ADC-​re-​covid19.​pdf.</w:t>
       </w:r>
     </w:p>
   </w:footnote>
@@ -14624,20 +13680,10 @@
           <w:i/>
           <w:iCs/>
         </w:rPr>
-        <w:t xml:space="preserve">What COVID</w:t>
-      </w:r>
-      <w:r>
-        <w:noBreakHyphen/>
-      </w:r>
-      <w:r>
-        <w:rPr>
-          <w:i/>
-          <w:iCs/>
-        </w:rPr>
-        <w:t xml:space="preserve">19 Means for America’s Incarcerated Population – And How to Ensure It’s Not Left Behind</w:t>
-      </w:r>
-      <w:r>
-        <w:t xml:space="preserve">, Health Affairs (Mar. 10, 2020), https://www.healthaffairs.org/​do/10.1377/​hblog20200310.290180/​full/.</w:t>
+        <w:t xml:space="preserve">What COVID-⁠19 Means for America’s Incarcerated Population – And How to Ensure It’s Not Left Behind</w:t>
+      </w:r>
+      <w:r>
+        <w:t xml:space="preserve">, Health Affairs (Mar. 10, 2020), https://​www.​healthaffairs.​org/​do/​10.​1377/​hblog20200310.​290180/​full/​.</w:t>
       </w:r>
     </w:p>
   </w:footnote>
@@ -14662,19 +13708,13 @@
         <w:t xml:space="preserve"> </w:t>
       </w:r>
       <w:r>
-        <w:t xml:space="preserve">“Coronavirus COVID</w:t>
-      </w:r>
-      <w:r>
-        <w:noBreakHyphen/>
-      </w:r>
-      <w:r>
-        <w:t xml:space="preserve">19 and the Correctional Jail”</w:t>
-      </w:r>
-      <w:r>
-        <w:t xml:space="preserve"> </w:t>
-      </w:r>
-      <w:r>
-        <w:t xml:space="preserve">(Mar. 9, 2020), available at https://www.ncchc.org/​filebin/​news/​COVID_for_CF._HCW_3.9.20.pdf..</w:t>
+        <w:t xml:space="preserve">“Coronavirus COVID-⁠19 and the Correctional Jail”</w:t>
+      </w:r>
+      <w:r>
+        <w:t xml:space="preserve"> </w:t>
+      </w:r>
+      <w:r>
+        <w:t xml:space="preserve">(Mar. 9, 2020), available at https://​www.​ncchc.​org/​filebin/​news/​COVID_for_CF._HCW_3.​9.​20.​pdf..</w:t>
       </w:r>
     </w:p>
   </w:footnote>
@@ -14706,7 +13746,7 @@
         <w:t xml:space="preserve">To Arrest the Spread of Coronavirus, Arrest Fewer People</w:t>
       </w:r>
       <w:r>
-        <w:t xml:space="preserve">, Mother Jones (Mar. 12, 2020), https://www.motherjones.com/​crime-justice/2020/03/​coronavirus-jails-bail-reform-arrests/.</w:t>
+        <w:t xml:space="preserve">, Mother Jones (Mar. 12, 2020), https://​www.​motherjones.​com/​crime-​justice/​2020/​03/​coronavirus-​jails-​bail-​reform-​arrests/​.</w:t>
       </w:r>
     </w:p>
   </w:footnote>
@@ -14738,13 +13778,7 @@
         <w:t xml:space="preserve">Velesaca v. Decker</w:t>
       </w:r>
       <w:r>
-        <w:t xml:space="preserve">, 1:20-cv</w:t>
-      </w:r>
-      <w:r>
-        <w:noBreakHyphen/>
-      </w:r>
-      <w:r>
-        <w:t xml:space="preserve">01803-AKH (S.D.N.Y. Mar. 16, 2020).</w:t>
+        <w:t xml:space="preserve">, 1:20-cv-⁠01803-AKH (S.D.N.Y. Mar. 16, 2020).</w:t>
       </w:r>
     </w:p>
   </w:footnote>
@@ -14776,7 +13810,7 @@
         <w:t xml:space="preserve">Calls Mount to Free Low-risk US Inmates to Curb Coronavirus Impact on Prisons</w:t>
       </w:r>
       <w:r>
-        <w:t xml:space="preserve">, The Guardian (Mar. 13, 2020), https://www.theguardian.com/​us-news/2020/​mar/13/​coronavirus-us-prisons-jails.</w:t>
+        <w:t xml:space="preserve">, The Guardian (Mar. 13, 2020), https://​www.​theguardian.​com/​us-​news/​2020/​mar/​13/​coronavirus-​us-​prisons-​jails.</w:t>
       </w:r>
     </w:p>
   </w:footnote>
@@ -14805,32 +13839,10 @@
           <w:i/>
           <w:iCs/>
         </w:rPr>
-        <w:t xml:space="preserve">134 inmates at Cook County Jail confirmed positive for COVID</w:t>
-      </w:r>
-      <w:r>
-        <w:noBreakHyphen/>
-      </w:r>
-      <w:r>
-        <w:rPr>
-          <w:i/>
-          <w:iCs/>
-        </w:rPr>
-        <w:t xml:space="preserve">19</w:t>
-      </w:r>
-      <w:r>
-        <w:t xml:space="preserve">, Chicago Sun-Times (Mar. 30, 2020), https://chicago.suntimes.com/​coronavirus/2020/3/29/21199171/​cook-county-jail-coronavirus-positive</w:t>
-      </w:r>
-      <w:r>
-        <w:noBreakHyphen/>
-      </w:r>
-      <w:r>
-        <w:t xml:space="preserve">134-cases-covid</w:t>
-      </w:r>
-      <w:r>
-        <w:noBreakHyphen/>
-      </w:r>
-      <w:r>
-        <w:t xml:space="preserve">19.</w:t>
+        <w:t xml:space="preserve">134 inmates at Cook County Jail confirmed positive for COVID-⁠19</w:t>
+      </w:r>
+      <w:r>
+        <w:t xml:space="preserve">, Chicago Sun-Times (Mar. 30, 2020), https://​chicago.​suntimes.​com/​coronavirus/​2020/​3/​29/​21199171/​cook-​county-​jail-​coronavirus-​positive-⁠134-​cases-​covid-⁠19.</w:t>
       </w:r>
     </w:p>
   </w:footnote>
@@ -14849,37 +13861,19 @@
         <w:t xml:space="preserve"> </w:t>
       </w:r>
       <w:r>
-        <w:t xml:space="preserve">These numbers likely underestimate the infection rate on Rikers Island, as they do not include the number of people who contracted COVID</w:t>
-      </w:r>
-      <w:r>
-        <w:noBreakHyphen/>
-      </w:r>
-      <w:r>
-        <w:t xml:space="preserve">19 on Rikers Island but who have already been released. The rates of infection rely on publicly released data collected by the Legal Aid Society. Legal Aid Society,</w:t>
-      </w:r>
-      <w:r>
-        <w:t xml:space="preserve"> </w:t>
-      </w:r>
-      <w:r>
-        <w:t xml:space="preserve">“Analysis of COVID</w:t>
-      </w:r>
-      <w:r>
-        <w:noBreakHyphen/>
-      </w:r>
-      <w:r>
-        <w:t xml:space="preserve">19 Infection Rate in NYC Jails”</w:t>
-      </w:r>
-      <w:r>
-        <w:t xml:space="preserve"> </w:t>
-      </w:r>
-      <w:r>
-        <w:t xml:space="preserve">(last visited Mar. 30, 2020, 11:00 AM), https://legalaidnyc.org/​covid</w:t>
-      </w:r>
-      <w:r>
-        <w:noBreakHyphen/>
-      </w:r>
-      <w:r>
-        <w:t xml:space="preserve">19-infection-tracking-in-nyc-jails/;</w:t>
+        <w:t xml:space="preserve">These numbers likely underestimate the infection rate on Rikers Island, as they do not include the number of people who contracted COVID-⁠19 on Rikers Island but who have already been released. The rates of infection rely on publicly released data collected by the Legal Aid Society. Legal Aid Society,</w:t>
+      </w:r>
+      <w:r>
+        <w:t xml:space="preserve"> </w:t>
+      </w:r>
+      <w:r>
+        <w:t xml:space="preserve">“Analysis of COVID-⁠19 Infection Rate in NYC Jails”</w:t>
+      </w:r>
+      <w:r>
+        <w:t xml:space="preserve"> </w:t>
+      </w:r>
+      <w:r>
+        <w:t xml:space="preserve">(last visited Mar. 30, 2020, 11:00 AM), https://​legalaidnyc.​org/​covid-⁠19-​infection-​tracking-​in-​nyc-​jails/​;</w:t>
       </w:r>
       <w:r>
         <w:t xml:space="preserve"> </w:t>
@@ -14940,13 +13934,7 @@
         <w:t xml:space="preserve">Rikers Island inmate has contracted coronavirus</w:t>
       </w:r>
       <w:r>
-        <w:t xml:space="preserve">, NY Daily News (Mar. 18, 2020), available at https://www.nydailynews.com/​coronavirus/​ny-coronavirus-rikers-island-inmate-tests-positive</w:t>
-      </w:r>
-      <w:r>
-        <w:noBreakHyphen/>
-      </w:r>
-      <w:r>
-        <w:t xml:space="preserve">20200318-gf3r7q4cefaxzlqmwrmuevzz3y-story.html.</w:t>
+        <w:t xml:space="preserve">, NY Daily News (Mar. 18, 2020), available at https://​www.​nydailynews.​com/​coronavirus/​ny-​coronavirus-​rikers-​island-​inmate-​tests-​positive-⁠20200318-​gf3r7q4cefaxzlqmwrmuevzz3y-​story.​html.</w:t>
       </w:r>
     </w:p>
   </w:footnote>
@@ -15006,7 +13994,7 @@
         <w:t xml:space="preserve">says jail’s top doctor</w:t>
       </w:r>
       <w:r>
-        <w:t xml:space="preserve">, The Guardian (Apr. 1, 2020), available at https://www.theguardian.com/​us-news/2020/​apr/01/​rikers-island-jail-coronavirus-public-health-disaster.</w:t>
+        <w:t xml:space="preserve">, The Guardian (Apr. 1, 2020), available at https://​www.​theguardian.​com/​us-​news/​2020/​apr/​01/​rikers-​island-​jail-​coronavirus-​public-​health-​disaster.</w:t>
       </w:r>
     </w:p>
   </w:footnote>
@@ -15025,31 +14013,7 @@
         <w:t xml:space="preserve"> </w:t>
       </w:r>
       <w:r>
-        <w:t xml:space="preserve">Letter from Jacqueline Sherman, Interim Chair of NYC Board of Correction to NYC Criminal Justice Leaders (Mar. 21, 2020), available at https://www1.nyc.gov/​assets/​boc/​downloads/​pdf/​News/​covid19/​Letter-from-BOC-re-NYC-Jails-and-COVID</w:t>
-      </w:r>
-      <w:r>
-        <w:noBreakHyphen/>
-      </w:r>
-      <w:r>
-        <w:t xml:space="preserve">19</w:t>
-      </w:r>
-      <w:r>
-        <w:noBreakHyphen/>
-      </w:r>
-      <w:r>
-        <w:t xml:space="preserve">2020</w:t>
-      </w:r>
-      <w:r>
-        <w:noBreakHyphen/>
-      </w:r>
-      <w:r>
-        <w:t xml:space="preserve">03</w:t>
-      </w:r>
-      <w:r>
-        <w:noBreakHyphen/>
-      </w:r>
-      <w:r>
-        <w:t xml:space="preserve">21.pdf.</w:t>
+        <w:t xml:space="preserve">Letter from Jacqueline Sherman, Interim Chair of NYC Board of Correction to NYC Criminal Justice Leaders (Mar. 21, 2020), available at https://​www1.​nyc.​gov/​assets/​boc/​downloads/​pdf/​News/​covid19/​Letter-​from-​BOC-​re-​NYC-​Jails-​and-​COVID-⁠19-⁠2020-⁠03-⁠21.​pdf.</w:t>
       </w:r>
     </w:p>
   </w:footnote>
@@ -15087,13 +14051,7 @@
         <w:t xml:space="preserve"> </w:t>
       </w:r>
       <w:r>
-        <w:t xml:space="preserve">Simms Decl. ¶¶ 8</w:t>
-      </w:r>
-      <w:r>
-        <w:noBreakHyphen/>
-      </w:r>
-      <w:r>
-        <w:t xml:space="preserve">9; Schell Decl. ¶¶ 3, 9; Ex. O, Declaration of Lauren Young (</w:t>
+        <w:t xml:space="preserve">Simms Decl. ¶¶ 8-⁠9; Schell Decl. ¶¶ 3, 9; Ex. O, Declaration of Lauren Young (</w:t>
       </w:r>
       <w:r>
         <w:t xml:space="preserve">“L. Young Decl.”</w:t>
@@ -15150,31 +14108,7 @@
         <w:t xml:space="preserve">Hogan, Northam, Bowser order residents in Maryland, Virginia, D.C. to stay at home</w:t>
       </w:r>
       <w:r>
-        <w:t xml:space="preserve">, Washington Post (Mar. 30, 2020), https://www.washingtonpost.com/​local/​hogan-northam-coronavirus-stay-home-orders/2020/03/30/5f36e146</w:t>
-      </w:r>
-      <w:r>
-        <w:noBreakHyphen/>
-      </w:r>
-      <w:r>
-        <w:t xml:space="preserve">722f</w:t>
-      </w:r>
-      <w:r>
-        <w:noBreakHyphen/>
-      </w:r>
-      <w:r>
-        <w:t xml:space="preserve">11ea</w:t>
-      </w:r>
-      <w:r>
-        <w:noBreakHyphen/>
-      </w:r>
-      <w:r>
-        <w:t xml:space="preserve">85cb</w:t>
-      </w:r>
-      <w:r>
-        <w:noBreakHyphen/>
-      </w:r>
-      <w:r>
-        <w:t xml:space="preserve">8670579b863d_story.html.</w:t>
+        <w:t xml:space="preserve">, Washington Post (Mar. 30, 2020), https://​www.​washingtonpost.​com/​local/​hogan-​northam-​coronavirus-​stay-​home-​orders/​2020/​03/​30/​5f36e146-⁠722f-⁠11ea-⁠85cb-⁠8670579b863d_story.​html.</w:t>
       </w:r>
     </w:p>
   </w:footnote>
@@ -15206,7 +14140,7 @@
         <w:t xml:space="preserve">Hogan heightens restrictions on gatherings and travel, urges limit to transit ridership</w:t>
       </w:r>
       <w:r>
-        <w:t xml:space="preserve">, Baltimore Fishbowl (Mar. 19, 2020), https://baltimorefishbowl.com/​stories/​hogan-heightens-restricts-on-gatherings-and-travel-urges-limit-to-transit-ridership/.</w:t>
+        <w:t xml:space="preserve">, Baltimore Fishbowl (Mar. 19, 2020), https://​baltimorefishbowl.​com/​stories/​hogan-​heightens-​restricts-​on-​gatherings-​and-​travel-​urges-​limit-​to-​transit-​ridership/​.</w:t>
       </w:r>
     </w:p>
   </w:footnote>
@@ -15244,13 +14178,7 @@
         <w:t xml:space="preserve"> </w:t>
       </w:r>
       <w:r>
-        <w:t xml:space="preserve">Simms Decl. ¶ 10; Sharfstein Decl. ¶¶ 29</w:t>
-      </w:r>
-      <w:r>
-        <w:noBreakHyphen/>
-      </w:r>
-      <w:r>
-        <w:t xml:space="preserve">31; Beyrer Decl. ¶¶ 35; L. Young Decl. ¶ 12.</w:t>
+        <w:t xml:space="preserve">Simms Decl. ¶ 10; Sharfstein Decl. ¶¶ 29-⁠31; Beyrer Decl. ¶¶ 35; L. Young Decl. ¶ 12.</w:t>
       </w:r>
     </w:p>
   </w:footnote>
@@ -15282,25 +14210,7 @@
         <w:t xml:space="preserve">As the coronavirus spreads, some in criminal justice system resist call to keep people out of jail</w:t>
       </w:r>
       <w:r>
-        <w:t xml:space="preserve">, Washington Post (Mar. 24, 2020), https://www.washingtonpost.com/​local/​public-safety/​as-the-coronavirus-spreads-some-in-criminal-justice-system-resist-call-to-keep-people-out-of-jail/2020/03/24/​ca3585d6</w:t>
-      </w:r>
-      <w:r>
-        <w:noBreakHyphen/>
-      </w:r>
-      <w:r>
-        <w:t xml:space="preserve">6ab1</w:t>
-      </w:r>
-      <w:r>
-        <w:noBreakHyphen/>
-      </w:r>
-      <w:r>
-        <w:t xml:space="preserve">11ea-abef</w:t>
-      </w:r>
-      <w:r>
-        <w:noBreakHyphen/>
-      </w:r>
-      <w:r>
-        <w:t xml:space="preserve">020f086a3fab_story.html; Jeremy Arias,</w:t>
+        <w:t xml:space="preserve">, Washington Post (Mar. 24, 2020), https://​www.​washingtonpost.​com/​local/​public-​safety/​as-​the-​coronavirus-​spreads-​some-​in-​criminal-​justice-​system-​resist-​call-​to-​keep-​people-​out-​of-​jail/​2020/​03/​24/​ca3585d6-⁠6ab1-⁠11ea-​abef-⁠020f086a3fab_story.​html; Jeremy Arias,</w:t>
       </w:r>
       <w:r>
         <w:t xml:space="preserve"> </w:t>
@@ -15313,25 +14223,7 @@
         <w:t xml:space="preserve">Courts, jails see impact of coronavirus</w:t>
       </w:r>
       <w:r>
-        <w:t xml:space="preserve">, Frederick News-Post, (Mar. 21, 2020), https://www.fredericknewspost.com/​news/​continuing_coverage/​coronavirus/​courts-jails-see-impact-of-coronavirus/​article_dd81dd00-f467</w:t>
-      </w:r>
-      <w:r>
-        <w:noBreakHyphen/>
-      </w:r>
-      <w:r>
-        <w:t xml:space="preserve">5c5c</w:t>
-      </w:r>
-      <w:r>
-        <w:noBreakHyphen/>
-      </w:r>
-      <w:r>
-        <w:t xml:space="preserve">85bb</w:t>
-      </w:r>
-      <w:r>
-        <w:noBreakHyphen/>
-      </w:r>
-      <w:r>
-        <w:t xml:space="preserve">6fa542fa4957.html.</w:t>
+        <w:t xml:space="preserve">, Frederick News-Post, (Mar. 21, 2020), https://​www.​fredericknewspost.​com/​news/​continuing_coverage/​coronavirus/​courts-​jails-​see-​impact-​of-​coronavirus/​article_dd81dd00-​f467-⁠5c5c-⁠85bb-⁠6fa542fa4957.​html.</w:t>
       </w:r>
     </w:p>
   </w:footnote>
@@ -15350,13 +14242,7 @@
         <w:t xml:space="preserve"> </w:t>
       </w:r>
       <w:r>
-        <w:t xml:space="preserve">L. Young Decl ¶ 7; Hopkins Physicians Decl. ¶¶ 7</w:t>
-      </w:r>
-      <w:r>
-        <w:noBreakHyphen/>
-      </w:r>
-      <w:r>
-        <w:t xml:space="preserve">9; E. Young Decl. ¶ 9; Hazelton Decl ¶ 5.</w:t>
+        <w:t xml:space="preserve">L. Young Decl ¶ 7; Hopkins Physicians Decl. ¶¶ 7-⁠9; E. Young Decl. ¶ 9; Hazelton Decl ¶ 5.</w:t>
       </w:r>
     </w:p>
   </w:footnote>
@@ -15588,13 +14474,7 @@
         <w:t xml:space="preserve"> </w:t>
       </w:r>
       <w:r>
-        <w:t xml:space="preserve">E. Young Decl. ¶¶ 4</w:t>
-      </w:r>
-      <w:r>
-        <w:noBreakHyphen/>
-      </w:r>
-      <w:r>
-        <w:t xml:space="preserve">7.</w:t>
+        <w:t xml:space="preserve">E. Young Decl. ¶¶ 4-⁠7.</w:t>
       </w:r>
     </w:p>
   </w:footnote>
@@ -15632,13 +14512,7 @@
         <w:t xml:space="preserve"> </w:t>
       </w:r>
       <w:r>
-        <w:t xml:space="preserve">Hazelton Decl. ¶¶ 11</w:t>
-      </w:r>
-      <w:r>
-        <w:noBreakHyphen/>
-      </w:r>
-      <w:r>
-        <w:t xml:space="preserve">12.</w:t>
+        <w:t xml:space="preserve">Hazelton Decl. ¶¶ 11-⁠12.</w:t>
       </w:r>
     </w:p>
   </w:footnote>
@@ -15657,13 +14531,7 @@
         <w:t xml:space="preserve"> </w:t>
       </w:r>
       <w:r>
-        <w:t xml:space="preserve">Magers Decl. ¶¶ 8</w:t>
-      </w:r>
-      <w:r>
-        <w:noBreakHyphen/>
-      </w:r>
-      <w:r>
-        <w:t xml:space="preserve">9.</w:t>
+        <w:t xml:space="preserve">Magers Decl. ¶¶ 8-⁠9.</w:t>
       </w:r>
     </w:p>
   </w:footnote>
@@ -15796,13 +14664,7 @@
         <w:t xml:space="preserve"> </w:t>
       </w:r>
       <w:r>
-        <w:t xml:space="preserve">Hopkins Physicians Decl. ¶¶ 10</w:t>
-      </w:r>
-      <w:r>
-        <w:noBreakHyphen/>
-      </w:r>
-      <w:r>
-        <w:t xml:space="preserve">11.</w:t>
+        <w:t xml:space="preserve">Hopkins Physicians Decl. ¶¶ 10-⁠11.</w:t>
       </w:r>
     </w:p>
   </w:footnote>
@@ -15935,13 +14797,7 @@
         <w:t xml:space="preserve"> </w:t>
       </w:r>
       <w:r>
-        <w:t xml:space="preserve">Magers Decl. ¶ 8; Elleby Decl. ¶ 7; E. Young Decl. ¶¶ 7</w:t>
-      </w:r>
-      <w:r>
-        <w:noBreakHyphen/>
-      </w:r>
-      <w:r>
-        <w:t xml:space="preserve">8; Hazelton Decl. ¶ 12.</w:t>
+        <w:t xml:space="preserve">Magers Decl. ¶ 8; Elleby Decl. ¶ 7; E. Young Decl. ¶¶ 7-⁠8; Hazelton Decl. ¶ 12.</w:t>
       </w:r>
     </w:p>
   </w:footnote>
@@ -15979,13 +14835,7 @@
         <w:t xml:space="preserve"> </w:t>
       </w:r>
       <w:r>
-        <w:t xml:space="preserve">Elleby Decl. ¶¶ 6</w:t>
-      </w:r>
-      <w:r>
-        <w:noBreakHyphen/>
-      </w:r>
-      <w:r>
-        <w:t xml:space="preserve">7; Suter Decl. ¶ 6; Friend Decl. ¶ 6.</w:t>
+        <w:t xml:space="preserve">Elleby Decl. ¶¶ 6-⁠7; Suter Decl. ¶ 6; Friend Decl. ¶ 6.</w:t>
       </w:r>
     </w:p>
   </w:footnote>
@@ -16214,7 +15064,7 @@
         <w:t xml:space="preserve">We Must Release Prisoners to Lessen the Spread of Coronavirus</w:t>
       </w:r>
       <w:r>
-        <w:t xml:space="preserve">, Washington Post (Mar. 17, 2020), www.washingtonpost.com/​opinions/2020/03/17/​we-must-release-prisoners-lessen-spread-coronavirus (warning that unless the government acts swiftly to release people from jails and prisons, the virus threatens not only prisoners and corrections workers but the general public as well).</w:t>
+        <w:t xml:space="preserve">, Washington Post (Mar. 17, 2020), www.​washingtonpost.​com/​opinions/​2020/​03/​17/​we-​must-​release-​prisoners-​lessen-​spread-​coronavirus (warning that unless the government acts swiftly to release people from jails and prisons, the virus threatens not only prisoners and corrections workers but the general public as well).</w:t>
       </w:r>
     </w:p>
   </w:footnote>
@@ -16243,26 +15093,10 @@
           <w:i/>
           <w:iCs/>
         </w:rPr>
-        <w:t xml:space="preserve">With COVID</w:t>
-      </w:r>
-      <w:r>
-        <w:noBreakHyphen/>
-      </w:r>
-      <w:r>
-        <w:rPr>
-          <w:i/>
-          <w:iCs/>
-        </w:rPr>
-        <w:t xml:space="preserve">19 Diagnoses in State Prison, Advocates Intensify Calls for Inmate Releases</w:t>
-      </w:r>
-      <w:r>
-        <w:t xml:space="preserve">, Maryland Matters (Mar. 31, 2020), available at https://www.marylandmatters.org/2020/03/31/​with-covid</w:t>
-      </w:r>
-      <w:r>
-        <w:noBreakHyphen/>
-      </w:r>
-      <w:r>
-        <w:t xml:space="preserve">19-diagnoses-in-state-prison-advocates-intensify-calls-for-inmate-releases/</w:t>
+        <w:t xml:space="preserve">With COVID-⁠19 Diagnoses in State Prison, Advocates Intensify Calls for Inmate Releases</w:t>
+      </w:r>
+      <w:r>
+        <w:t xml:space="preserve">, Maryland Matters (Mar. 31, 2020), available at https://​www.​marylandmatters.​org/​2020/​03/​31/​with-​covid-⁠19-​diagnoses-​in-​state-​prison-​advocates-​intensify-​calls-​for-​inmate-​releases/</w:t>
       </w:r>
     </w:p>
   </w:footnote>
@@ -16294,19 +15128,7 @@
         <w:t xml:space="preserve">Maryland reports 17 confirmed coronavirus cases inside state’s correctional system</w:t>
       </w:r>
       <w:r>
-        <w:t xml:space="preserve">, Baltimore Sun (Apr. 3, 2020), https://www.baltimoresun.com/​coronavirus/​bs-md</w:t>
-      </w:r>
-      <w:r>
-        <w:noBreakHyphen/>
-      </w:r>
-      <w:r>
-        <w:t xml:space="preserve">17-covid-cases-maryland-prisons</w:t>
-      </w:r>
-      <w:r>
-        <w:noBreakHyphen/>
-      </w:r>
-      <w:r>
-        <w:t xml:space="preserve">20200403-qpkllqmtknasjj5dvwys6ils6y-story.html.</w:t>
+        <w:t xml:space="preserve">, Baltimore Sun (Apr. 3, 2020), https://​www.​baltimoresun.​com/​coronavirus/​bs-​md-⁠17-​covid-​cases-​maryland-​prisons-⁠20200403-​qpkllqmtknasjj5dvwys6ils6y-​story.​html.</w:t>
       </w:r>
     </w:p>
   </w:footnote>
@@ -16354,7 +15176,7 @@
         <w:t xml:space="preserve"> </w:t>
       </w:r>
       <w:r>
-        <w:t xml:space="preserve">Letter from Marilyn J. Mosby, Baltimore City State’s Attorney, to Gov. Larry Hogan (Mar. 23, 2020), https://content.govdelivery.com/​attachments/​MDBALTIMORESAO/2020/03/23/​file_attachments/1408962/​Gov%20Hogan%20Proposal.pdf (calling for wide-ranging releases</w:t>
+        <w:t xml:space="preserve">Letter from Marilyn J. Mosby, Baltimore City State’s Attorney, to Gov. Larry Hogan (Mar. 23, 2020), https://​content.​govdelivery.​com/​attachments/​MDBALTIMORESAO/​2020/​03/​23/​file_attachments/​1408962/​Gov%20Hogan%20Proposal.​pdf (calling for wide-ranging releases</w:t>
       </w:r>
       <w:r>
         <w:t xml:space="preserve"> </w:t>
@@ -16537,7 +15359,7 @@
         <w:t xml:space="preserve">How Prisons and Jails Can Respond to the Coronavirus</w:t>
       </w:r>
       <w:r>
-        <w:t xml:space="preserve">, The New Yorker (Mar. 16, 2020), https://www.newyorker.com/​news/​q-and-a/​how-prisons-and-jails-can-respond-to-the-coronavirus;</w:t>
+        <w:t xml:space="preserve">, The New Yorker (Mar. 16, 2020), https://​www.​newyorker.​com/​news/​q-​and-​a/​how-​prisons-​and-​jails-​can-​respond-​to-​the-​coronavirus;</w:t>
       </w:r>
       <w:r>
         <w:t xml:space="preserve"> </w:t>
@@ -16566,7 +15388,7 @@
         <w:t xml:space="preserve">Prevalence of chronic medical conditions among jail and prison inmates in the USA compared with the general population</w:t>
       </w:r>
       <w:r>
-        <w:t xml:space="preserve">, 63 Journal of Epidemiology &amp; Community Health 912–919 (2009), https://www.ncbi.nlm.nih.gov/​pubmed/19648129 (concluding that people incarcerated in U.S. jails and prisons had a higher burden of most chronic medical conditions than the general population, even when adjusting for sociodemographic differences and alcohol consumption).</w:t>
+        <w:t xml:space="preserve">, 63 Journal of Epidemiology &amp; Community Health 912–919 (2009), https://​www.​ncbi.​nlm.​nih.​gov/​pubmed/​19648129 (concluding that people incarcerated in U.S. jails and prisons had a higher burden of most chronic medical conditions than the general population, even when adjusting for sociodemographic differences and alcohol consumption).</w:t>
       </w:r>
     </w:p>
   </w:footnote>
@@ -16585,13 +15407,7 @@
         <w:t xml:space="preserve"> </w:t>
       </w:r>
       <w:r>
-        <w:t xml:space="preserve">Schell Decl. ¶ 4; E. Young Decl. ¶¶ 4</w:t>
-      </w:r>
-      <w:r>
-        <w:noBreakHyphen/>
-      </w:r>
-      <w:r>
-        <w:t xml:space="preserve">6; Friend Decl. ¶ 5.</w:t>
+        <w:t xml:space="preserve">Schell Decl. ¶ 4; E. Young Decl. ¶¶ 4-⁠6; Friend Decl. ¶ 5.</w:t>
       </w:r>
     </w:p>
   </w:footnote>
@@ -16673,7 +15489,7 @@
         <w:t xml:space="preserve">Cuyahoga County Jail Releases Hundreds of Low-Level Offenders to Prepare for Coronavirus Pandemic</w:t>
       </w:r>
       <w:r>
-        <w:t xml:space="preserve">, (Mar. 20, 2020), https://www.news5cleveland.com/​news/​local-news/​oh-cuyahoga/​cuyahoga-county-jail-releases-hundreds-of-low-level-offenders-to-prepare-for-coronavirus-pandemic.</w:t>
+        <w:t xml:space="preserve">, (Mar. 20, 2020), https://​www.​news5cleveland.​com/​news/​local-​news/​oh-​cuyahoga/​cuyahoga-​county-​jail-​releases-​hundreds-​of-​low-​level-​offenders-​to-​prepare-​for-​coronavirus-​pandemic.</w:t>
       </w:r>
     </w:p>
   </w:footnote>
@@ -16705,19 +15521,7 @@
         <w:t xml:space="preserve">More L.A. County Jail Inmates Released Over Fears of Coronavirus Outbreak</w:t>
       </w:r>
       <w:r>
-        <w:t xml:space="preserve">, L.A. Times, (Mar. 19, 2020), https://www.latimes.com/​california/​story/2020</w:t>
-      </w:r>
-      <w:r>
-        <w:noBreakHyphen/>
-      </w:r>
-      <w:r>
-        <w:t xml:space="preserve">03</w:t>
-      </w:r>
-      <w:r>
-        <w:noBreakHyphen/>
-      </w:r>
-      <w:r>
-        <w:t xml:space="preserve">19/​la-jails-coronavirus-sheriffs-department.</w:t>
+        <w:t xml:space="preserve">, L.A. Times, (Mar. 19, 2020), https://​www.​latimes.​com/​california/​story/​2020-⁠03-⁠19/​la-​jails-​coronavirus-​sheriffs-​department.</w:t>
       </w:r>
     </w:p>
   </w:footnote>
@@ -16749,19 +15553,7 @@
         <w:t xml:space="preserve">Alameda County Releases 250 Jail Inmates Amid Coronavirus Concerns, SF to Release 26</w:t>
       </w:r>
       <w:r>
-        <w:t xml:space="preserve">, San Francisco Chronicle (Mar. 20, 2020), https://www.sfchronicle.com/​crime/​article/​Alameda-County-releases</w:t>
-      </w:r>
-      <w:r>
-        <w:noBreakHyphen/>
-      </w:r>
-      <w:r>
-        <w:t xml:space="preserve">250-jail-inmates-amid</w:t>
-      </w:r>
-      <w:r>
-        <w:noBreakHyphen/>
-      </w:r>
-      <w:r>
-        <w:t xml:space="preserve">15147332.php.</w:t>
+        <w:t xml:space="preserve">, San Francisco Chronicle (Mar. 20, 2020), https://​www.​sfchronicle.​com/​crime/​article/​Alameda-​County-​releases-⁠250-​jail-​inmates-​amid-⁠15147332.​php.</w:t>
       </w:r>
     </w:p>
   </w:footnote>
@@ -16793,7 +15585,7 @@
         <w:t xml:space="preserve">Inmates Being Released Early From JeffCo Detention Facility Amid Coronavirus Concerns</w:t>
       </w:r>
       <w:r>
-        <w:t xml:space="preserve">, KDVR Colorado (Mar. 19, 2020), https://kdvr.com/​news/​coronavirus/​inmates-being-released-early-from-jeffco-detention-facility-amid-coronavirus-concerns/.</w:t>
+        <w:t xml:space="preserve">, KDVR Colorado (Mar. 19, 2020), https://​kdvr.​com/​news/​coronavirus/​inmates-​being-​released-​early-​from-​jeffco-​detention-​facility-​amid-​coronavirus-​concerns/​.</w:t>
       </w:r>
     </w:p>
   </w:footnote>
@@ -16816,17 +15608,7 @@
           <w:i/>
           <w:iCs/>
         </w:rPr>
-        <w:t xml:space="preserve">See In Re: Covid</w:t>
-      </w:r>
-      <w:r>
-        <w:noBreakHyphen/>
-      </w:r>
-      <w:r>
-        <w:rPr>
-          <w:i/>
-          <w:iCs/>
-        </w:rPr>
-        <w:t xml:space="preserve">19 Pandemic Emergency Response</w:t>
+        <w:t xml:space="preserve">See In Re: Covid-⁠19 Pandemic Emergency Response</w:t>
       </w:r>
       <w:r>
         <w:t xml:space="preserve">, Administrative Order No. 4, Montgomery County Circuit Court (Mar. 17, 2020).</w:t>
@@ -16848,13 +15630,7 @@
         <w:t xml:space="preserve"> </w:t>
       </w:r>
       <w:r>
-        <w:t xml:space="preserve">Joint Statement from Elected Prosecutors on COVID</w:t>
-      </w:r>
-      <w:r>
-        <w:noBreakHyphen/>
-      </w:r>
-      <w:r>
-        <w:t xml:space="preserve">19 and Addressing the Rights and Needs of Those in Custody (Mar. 25, 2020), available at https://fairandjustprosecution.org/​wp-content/​uploads/2020/03/​Coronavirus-Sign-On-Letter.pdf.</w:t>
+        <w:t xml:space="preserve">Joint Statement from Elected Prosecutors on COVID-⁠19 and Addressing the Rights and Needs of Those in Custody (Mar. 25, 2020), available at https://​fairandjustprosecution.​org/​wp-​content/​uploads/​2020/​03/​Coronavirus-​Sign-​On-​Letter.​pdf.</w:t>
       </w:r>
     </w:p>
   </w:footnote>
@@ -16910,19 +15686,13 @@
         <w:t xml:space="preserve"> </w:t>
       </w:r>
       <w:r>
-        <w:t xml:space="preserve">“Administrative Order Extending the Length of Statewide Judiciary Operations Due to the COVID</w:t>
-      </w:r>
-      <w:r>
-        <w:noBreakHyphen/>
-      </w:r>
-      <w:r>
-        <w:t xml:space="preserve">19 Emergency,”</w:t>
-      </w:r>
-      <w:r>
-        <w:t xml:space="preserve"> </w:t>
-      </w:r>
-      <w:r>
-        <w:t xml:space="preserve">(Mar. 25, 2020), available at https://www.courts.state.md.us/​sites/​default/​files/​admin-orders/20200325extendinglengthofrestrictedoperations.pdf.</w:t>
+        <w:t xml:space="preserve">“Administrative Order Extending the Length of Statewide Judiciary Operations Due to the COVID-⁠19 Emergency,”</w:t>
+      </w:r>
+      <w:r>
+        <w:t xml:space="preserve"> </w:t>
+      </w:r>
+      <w:r>
+        <w:t xml:space="preserve">(Mar. 25, 2020), available at https://​www.​courts.​state.​md.​us/​sites/​default/​files/​admin-​orders/​20200325extendinglengthofrestrictedoperations.​pdf.</w:t>
       </w:r>
     </w:p>
   </w:footnote>
@@ -16941,7 +15711,7 @@
         <w:t xml:space="preserve"> </w:t>
       </w:r>
       <w:r>
-        <w:t xml:space="preserve">In the Matter of the Request to Commute or Suspend County Jail Sentences, No. 082430 (N.J. Mar. 22, 2020), https://www.njcourts.gov/​notices/2020/​n200323a.pdf?c=9cs. The order provided a mechanism for prosecutors, within 24 to 48 hours, object to the release of specific prisoners who</w:t>
+        <w:t xml:space="preserve">In the Matter of the Request to Commute or Suspend County Jail Sentences, No. 082430 (N.J. Mar. 22, 2020), https://​www.​njcourts.​gov/​notices/​2020/​n200323a.​pdf?​c=9cs. The order provided a mechanism for prosecutors, within 24 to 48 hours, object to the release of specific prisoners who</w:t>
       </w:r>
       <w:r>
         <w:t xml:space="preserve"> </w:t>
@@ -17011,20 +15781,10 @@
           <w:i/>
           <w:iCs/>
         </w:rPr>
-        <w:t xml:space="preserve">Mass. High Court Rules Some Prisoners Will Be Eligible For Release Due To COVID</w:t>
-      </w:r>
-      <w:r>
-        <w:noBreakHyphen/>
-      </w:r>
-      <w:r>
-        <w:rPr>
-          <w:i/>
-          <w:iCs/>
-        </w:rPr>
-        <w:t xml:space="preserve">19</w:t>
-      </w:r>
-      <w:r>
-        <w:t xml:space="preserve">, WBUR News (Apr. 3, 2020), https://www.wbur.org/​news/2020/04/03/​sjc-prisoners-emergency-petition-ruling.</w:t>
+        <w:t xml:space="preserve">Mass. High Court Rules Some Prisoners Will Be Eligible For Release Due To COVID-⁠19</w:t>
+      </w:r>
+      <w:r>
+        <w:t xml:space="preserve">, WBUR News (Apr. 3, 2020), https://​www.​wbur.​org/​news/​2020/​04/​03/​sjc-​prisoners-​emergency-​petition-​ruling.</w:t>
       </w:r>
     </w:p>
   </w:footnote>
@@ -17056,30 +15816,20 @@
         <w:t xml:space="preserve">Some Supreme Courts Are Helping Shrink Jails to Stop Outbreaks. Others Are Lagging Behind</w:t>
       </w:r>
       <w:r>
-        <w:t xml:space="preserve">, The Appeal (Mar. 25, 2020), https://theappeal.org/​political-report/​some-supreme-courts-are-helping-shrink-jails-coronavirus/; John Cheves,</w:t>
-      </w:r>
-      <w:r>
-        <w:t xml:space="preserve"> </w:t>
-      </w:r>
-      <w:r>
-        <w:rPr>
-          <w:i/>
-          <w:iCs/>
-        </w:rPr>
-        <w:t xml:space="preserve">Chief Justice Pleads for Kentucky Inmate Release Ahead of COVID</w:t>
-      </w:r>
-      <w:r>
-        <w:noBreakHyphen/>
-      </w:r>
-      <w:r>
-        <w:rPr>
-          <w:i/>
-          <w:iCs/>
-        </w:rPr>
-        <w:t xml:space="preserve">19 but Progress Slow</w:t>
-      </w:r>
-      <w:r>
-        <w:t xml:space="preserve">, Lexington Herald Leader (Mar. 23, 2020), https://www.kentucky.com/​news/​coronavirus/​article241428266.html.</w:t>
+        <w:t xml:space="preserve">, The Appeal (Mar. 25, 2020), https://​theappeal.​org/​political-​report/​some-​supreme-​courts-​are-​helping-​shrink-​jails-​coronavirus/​; John Cheves,</w:t>
+      </w:r>
+      <w:r>
+        <w:t xml:space="preserve"> </w:t>
+      </w:r>
+      <w:r>
+        <w:rPr>
+          <w:i/>
+          <w:iCs/>
+        </w:rPr>
+        <w:t xml:space="preserve">Chief Justice Pleads for Kentucky Inmate Release Ahead of COVID-⁠19 but Progress Slow</w:t>
+      </w:r>
+      <w:r>
+        <w:t xml:space="preserve">, Lexington Herald Leader (Mar. 23, 2020), https://​www.​kentucky.​com/​news/​coronavirus/​article241428266.​html.</w:t>
       </w:r>
     </w:p>
   </w:footnote>
@@ -17098,7 +15848,7 @@
         <w:t xml:space="preserve"> </w:t>
       </w:r>
       <w:r>
-        <w:t xml:space="preserve">Advisory from California Chief Justice Tani Cantil-Sakauye to Presiding Judges and Court Executive Officers of the California Courts (Mar. 20, 2020), https://newsroom.courts.ca.gov/​news/​california-chief-justice-issues-second-advisory-on-emergency-relief-measures.</w:t>
+        <w:t xml:space="preserve">Advisory from California Chief Justice Tani Cantil-Sakauye to Presiding Judges and Court Executive Officers of the California Courts (Mar. 20, 2020), https://​newsroom.​courts.​ca.​gov/​news/​california-​chief-​justice-​issues-​second-​advisory-​on-​emergency-​relief-​measures.</w:t>
       </w:r>
     </w:p>
   </w:footnote>
@@ -17117,7 +15867,7 @@
         <w:t xml:space="preserve"> </w:t>
       </w:r>
       <w:r>
-        <w:t xml:space="preserve">Joint Statement of Chief Justice Bridget M. McCormack, Mich. Sup. Ct. and Sheriff Matt Saxton, Exec. Dir., Mich. Sheriff Ass’n (Mar. 26, 2020), https://courts.michigan.gov/​NewsEvents/​press_releases/​Documents/​CJ%20and%20MSA%20Joint%20Statement%20draft%202%20(003).pdf.</w:t>
+        <w:t xml:space="preserve">Joint Statement of Chief Justice Bridget M. McCormack, Mich. Sup. Ct. and Sheriff Matt Saxton, Exec. Dir., Mich. Sheriff Ass’n (Mar. 26, 2020), https://​courts.​michigan.​gov/​NewsEvents/​press_releases/​Documents/​CJ%20and%20MSA%20Joint%20Statement%20draft%202%20(003).​pdf.</w:t>
       </w:r>
     </w:p>
   </w:footnote>
@@ -17168,7 +15918,7 @@
         <w:t xml:space="preserve"> </w:t>
       </w:r>
       <w:r>
-        <w:t xml:space="preserve">(Mar. 19, 2020), https://www.wlwt.com/​article/​release-ohio-jail-inmates-vulnerable-to-coronavirus-chief-justice-urges/31788560.</w:t>
+        <w:t xml:space="preserve">(Mar. 19, 2020), https://​www.​wlwt.​com/​article/​release-​ohio-​jail-​inmates-​vulnerable-​to-​coronavirus-​chief-​justice-​urges/​31788560.</w:t>
       </w:r>
     </w:p>
   </w:footnote>
@@ -17187,31 +15937,7 @@
         <w:t xml:space="preserve"> </w:t>
       </w:r>
       <w:r>
-        <w:t xml:space="preserve">Letter from Mike McGrath, Chief Justice of Montana Supreme Court, to Montana Courts of Limited Jurisdiction Judges (Mar. 20, 2020), https://courts.mt.gov/​Portals/189/​virus/​Ltr%20to%20COLJ%20Judges%20re%20COVID19%20032020.pdf?ver=2020</w:t>
-      </w:r>
-      <w:r>
-        <w:noBreakHyphen/>
-      </w:r>
-      <w:r>
-        <w:t xml:space="preserve">03</w:t>
-      </w:r>
-      <w:r>
-        <w:noBreakHyphen/>
-      </w:r>
-      <w:r>
-        <w:t xml:space="preserve">20</w:t>
-      </w:r>
-      <w:r>
-        <w:noBreakHyphen/>
-      </w:r>
-      <w:r>
-        <w:t xml:space="preserve">115517</w:t>
-      </w:r>
-      <w:r>
-        <w:noBreakHyphen/>
-      </w:r>
-      <w:r>
-        <w:t xml:space="preserve">333.</w:t>
+        <w:t xml:space="preserve">Letter from Mike McGrath, Chief Justice of Montana Supreme Court, to Montana Courts of Limited Jurisdiction Judges (Mar. 20, 2020), https://​courts.​mt.​gov/​Portals/​189/​virus/​Ltr%20to%20COLJ%20Judges%20re%20COVID19%20032020.​pdf?​ver=2020-⁠03-⁠20-⁠115517-⁠333.</w:t>
       </w:r>
     </w:p>
   </w:footnote>
@@ -17230,7 +15956,7 @@
         <w:t xml:space="preserve"> </w:t>
       </w:r>
       <w:r>
-        <w:t xml:space="preserve">Memorandum from Donald W. Beatty, Chief Justice of South Carolina Supreme Court, to Magistrates, Municipal Judges, and Summary Court Staff (Mar. 16, 2020), https://www.sccourts.org/​whatsnew/​displayWhatsNew.cfm?indexId=2461.</w:t>
+        <w:t xml:space="preserve">Memorandum from Donald W. Beatty, Chief Justice of South Carolina Supreme Court, to Magistrates, Municipal Judges, and Summary Court Staff (Mar. 16, 2020), https://​www.​sccourts.​org/​whatsnew/​displayWhatsNew.​cfm?​indexId=2461.</w:t>
       </w:r>
     </w:p>
   </w:footnote>
@@ -17249,19 +15975,7 @@
         <w:t xml:space="preserve"> </w:t>
       </w:r>
       <w:r>
-        <w:t xml:space="preserve">In the Matter of Statewide Response by Washington State Courts to the COVID</w:t>
-      </w:r>
-      <w:r>
-        <w:noBreakHyphen/>
-      </w:r>
-      <w:r>
-        <w:t xml:space="preserve">19 Public Health Emergency, No. 25700-B</w:t>
-      </w:r>
-      <w:r>
-        <w:noBreakHyphen/>
-      </w:r>
-      <w:r>
-        <w:t xml:space="preserve">607 (Wash. Mar. 20, 2020), http://www.courts.wa.gov/​content/​publicUpload/​Supreme%20Court%20Orders/​Supreme%20Court%20Emergency%20Order%20re%20CV19%20031820.pdf.</w:t>
+        <w:t xml:space="preserve">In the Matter of Statewide Response by Washington State Courts to the COVID-⁠19 Public Health Emergency, No. 25700-B-⁠607 (Wash. Mar. 20, 2020), http://​www.​courts.​wa.​gov/​content/​publicUpload/​Supreme%20Court%20Orders/​Supreme%20Court%20Emergency%20Order%20re%20CV19%20031820.​pdf.</w:t>
       </w:r>
     </w:p>
   </w:footnote>
@@ -17290,7 +16004,7 @@
         <w:t xml:space="preserve"> </w:t>
       </w:r>
       <w:r>
-        <w:t xml:space="preserve">Emergency Order Vacating Warrants for Unpaid Fines, Unpaid Restitution, Unpaid Court-Appointed Counsel Fees, and Other Criminal Fees (Mar. 17, 2020), https://www.courts.maine.gov/​covid19/​emergency-order-vacating-warrants-fines-fees.pdf.</w:t>
+        <w:t xml:space="preserve">Emergency Order Vacating Warrants for Unpaid Fines, Unpaid Restitution, Unpaid Court-Appointed Counsel Fees, and Other Criminal Fees (Mar. 17, 2020), https://​www.​courts.​maine.​gov/​covid19/​emergency-​order-​vacating-​warrants-​fines-​fees.​pdf.</w:t>
       </w:r>
     </w:p>
   </w:footnote>
@@ -17322,7 +16036,7 @@
         <w:t xml:space="preserve">Maine courts vacate warrants for unpaid fines and fees</w:t>
       </w:r>
       <w:r>
-        <w:t xml:space="preserve">, Bangor Daily News (Mar. 17, 2020), https://bangordailynews.com/2020/03/16/​news/​state/​maine-courts-vacate-warrants-for-unpaid-fines-and-fees/.</w:t>
+        <w:t xml:space="preserve">, Bangor Daily News (Mar. 17, 2020), https://​bangordailynews.​com/​2020/​03/​16/​news/​state/​maine-​courts-​vacate-​warrants-​for-​unpaid-​fines-​and-​fees/​.</w:t>
       </w:r>
     </w:p>
   </w:footnote>
@@ -17357,7 +16071,7 @@
         <w:t xml:space="preserve"> </w:t>
       </w:r>
       <w:r>
-        <w:t xml:space="preserve">(Mar. 20, 2020), https://www.news5cleveland.com/​news/​local-news/​oh-cuyahoga/​cuyahoga-county-jail-releases-hundreds-of-low-level-offenders-to-prepare-for-coronavirus-pandemic.</w:t>
+        <w:t xml:space="preserve">(Mar. 20, 2020), https://​www.​news5cleveland.​com/​news/​local-​news/​oh-​cuyahoga/​cuyahoga-​county-​jail-​releases-​hundreds-​of-​low-​level-​offenders-​to-​prepare-​for-​coronavirus-​pandemic.</w:t>
       </w:r>
     </w:p>
   </w:footnote>
@@ -17380,35 +16094,13 @@
           <w:i/>
           <w:iCs/>
         </w:rPr>
-        <w:t xml:space="preserve">L.A. County releases 1,700 inmates to lessen jail population due to COVID</w:t>
-      </w:r>
-      <w:r>
-        <w:noBreakHyphen/>
-      </w:r>
-      <w:r>
-        <w:rPr>
-          <w:i/>
-          <w:iCs/>
-        </w:rPr>
-        <w:t xml:space="preserve">19 crisis</w:t>
-      </w:r>
-      <w:r>
-        <w:t xml:space="preserve"> </w:t>
-      </w:r>
-      <w:r>
-        <w:t xml:space="preserve">(Mar. 25, 2020), https://www.foxla.com/​news/​l-a-county-releases</w:t>
-      </w:r>
-      <w:r>
-        <w:noBreakHyphen/>
-      </w:r>
-      <w:r>
-        <w:t xml:space="preserve">1700-inmates-to-lessen-jail-population-due-to-covid</w:t>
-      </w:r>
-      <w:r>
-        <w:noBreakHyphen/>
-      </w:r>
-      <w:r>
-        <w:t xml:space="preserve">19-crisis.</w:t>
+        <w:t xml:space="preserve">L.A. County releases 1,700 inmates to lessen jail population due to COVID-⁠19 crisis</w:t>
+      </w:r>
+      <w:r>
+        <w:t xml:space="preserve"> </w:t>
+      </w:r>
+      <w:r>
+        <w:t xml:space="preserve">(Mar. 25, 2020), https://​www.​foxla.​com/​news/​l-​a-​county-​releases-⁠1700-​inmates-​to-​lessen-​jail-​population-​due-​to-​covid-⁠19-​crisis.</w:t>
       </w:r>
     </w:p>
   </w:footnote>
@@ -17437,26 +16129,10 @@
           <w:i/>
           <w:iCs/>
         </w:rPr>
-        <w:t xml:space="preserve">Bay Area courts, authorities ramp up release of inmates to stem COVID</w:t>
-      </w:r>
-      <w:r>
-        <w:noBreakHyphen/>
-      </w:r>
-      <w:r>
-        <w:rPr>
-          <w:i/>
-          <w:iCs/>
-        </w:rPr>
-        <w:t xml:space="preserve">19 risks in jails</w:t>
-      </w:r>
-      <w:r>
-        <w:t xml:space="preserve">, The Mercury News (Mar. 19, 2020), https://www.mercurynews.com/2020/03/19/​bay-area-courts-authorities-ramp-up-release-of-inmates-to-stem-covid</w:t>
-      </w:r>
-      <w:r>
-        <w:noBreakHyphen/>
-      </w:r>
-      <w:r>
-        <w:t xml:space="preserve">19-risks-in-jails/.</w:t>
+        <w:t xml:space="preserve">Bay Area courts, authorities ramp up release of inmates to stem COVID-⁠19 risks in jails</w:t>
+      </w:r>
+      <w:r>
+        <w:t xml:space="preserve">, The Mercury News (Mar. 19, 2020), https://​www.​mercurynews.​com/​2020/​03/​19/​bay-​area-​courts-​authorities-​ramp-​up-​release-​of-​inmates-​to-​stem-​covid-⁠19-​risks-​in-​jails/​.</w:t>
       </w:r>
     </w:p>
   </w:footnote>
@@ -17488,7 +16164,7 @@
         <w:t xml:space="preserve">Uneven response to coronavirus in Colorado courts leads to confusion, differing outcomes for defendants</w:t>
       </w:r>
       <w:r>
-        <w:t xml:space="preserve">, The Denver Post (Mar. 21, 2020), https://www.denverpost.com/2020/03/21/​colorado-courts-coronavirus-judges/?fbclid=IwAR0Da1qjZSsU48THOo-Hi24ibgCW_ed1nMVfmRJ1BaZNFJJlsVo1BJO0lsk.</w:t>
+        <w:t xml:space="preserve">, The Denver Post (Mar. 21, 2020), https://​www.​denverpost.​com/​2020/​03/​21/​colorado-​courts-​coronavirus-​judges/​?​fbclid=IwAR0Da1qjZSsU48THOo-​Hi24ibgCW_ed1nMVfmRJ1BaZNFJJlsVo1BJO0lsk.</w:t>
       </w:r>
     </w:p>
   </w:footnote>
@@ -17520,7 +16196,7 @@
         <w:t xml:space="preserve">Larimer County inmate in community corrections program tests positive for coronavirus</w:t>
       </w:r>
       <w:r>
-        <w:t xml:space="preserve">, The Denver Post (Mar. 22, 2020), https://www.denverpost.com/2020/03/22/​coronavirus-larimer-county-inmate/?fbclid=IwAR0_M2BhVxD42BjIfTh_bYVwSfg6nH68cwLArtGt7GPpl58FqpE4g_Bnfgo.</w:t>
+        <w:t xml:space="preserve">, The Denver Post (Mar. 22, 2020), https://​www.​denverpost.​com/​2020/​03/​22/​coronavirus-​larimer-​county-​inmate/​?​fbclid=IwAR0_M2BhVxD42BjIfTh_bYVwSfg6nH68cwLArtGt7GPpl58FqpE4g_Bnfgo.</w:t>
       </w:r>
     </w:p>
   </w:footnote>
@@ -18262,7 +16938,8 @@
     <w:unhideWhenUsed/>
     <w:qFormat/>
     <w:pPr>
-      <w:spacing w:before="0" w:after="140" w:line="299" w:lineRule="exact"/>
+      <w:keepLines/>
+      <w:spacing w:before="23" w:after="140" w:line="299" w:lineRule="exact"/>
     </w:pPr>
     <w:rPr>
       <w:sz w:val="26"/>
@@ -18512,6 +17189,33 @@
     <w:pPr>
       <w:spacing w:before="0" w:after="0" w:line="299" w:lineRule="exact"/>
       <w:ind w:left="2160" w:hanging="720"/>
+    </w:pPr>
+  </w:style>
+  <w:style w:type="paragraph" w:customStyle="1" w:styleId="XdQuoteList1">
+    <w:name w:val="Xd Quote List 1"/>
+    <w:basedOn w:val="Normal"/>
+    <w:qFormat/>
+    <w:pPr>
+      <w:spacing w:before="0" w:after="0" w:line="299" w:lineRule="exact"/>
+      <w:ind w:left="1440" w:right="720" w:hanging="720"/>
+    </w:pPr>
+  </w:style>
+  <w:style w:type="paragraph" w:customStyle="1" w:styleId="XdQuoteList2">
+    <w:name w:val="Xd Quote List 2"/>
+    <w:basedOn w:val="Normal"/>
+    <w:qFormat/>
+    <w:pPr>
+      <w:spacing w:before="0" w:after="0" w:line="299" w:lineRule="exact"/>
+      <w:ind w:left="2160" w:right="720" w:hanging="720"/>
+    </w:pPr>
+  </w:style>
+  <w:style w:type="paragraph" w:customStyle="1" w:styleId="XdQuoteList3">
+    <w:name w:val="Xd Quote List 3"/>
+    <w:basedOn w:val="Normal"/>
+    <w:qFormat/>
+    <w:pPr>
+      <w:spacing w:before="0" w:after="0" w:line="299" w:lineRule="exact"/>
+      <w:ind w:left="2880" w:right="720" w:hanging="720"/>
     </w:pPr>
   </w:style>
   <w:style w:type="paragraph" w:customStyle="1" w:styleId="XdList1">
